--- a/docs/versions-financement/lettres-soutien/lettre-soutien-institution-pilote-modele.docx
+++ b/docs/versions-financement/lettres-soutien/lettre-soutien-institution-pilote-modele.docx
@@ -5,27 +5,45 @@
     <w:p>
       <w:pPr>
         <w:pStyle w:val="Titre1"/>
+        <w:rPr>
+          <w:lang w:val="fr-FR"/>
+        </w:rPr>
       </w:pPr>
       <w:bookmarkStart w:id="0" w:name="Xfb3dcaa26fac3c6bbe53a8c649a5de6f4d66b0c"/>
       <w:r>
+        <w:rPr>
+          <w:lang w:val="fr-FR"/>
+        </w:rPr>
         <w:t>Lettre de soutien — Institution pilote (modèle)</w:t>
       </w:r>
     </w:p>
     <w:p>
       <w:pPr>
         <w:pStyle w:val="FirstParagraph"/>
+        <w:rPr>
+          <w:lang w:val="fr-FR"/>
+        </w:rPr>
       </w:pPr>
       <w:r>
         <w:rPr>
           <w:i/>
           <w:iCs/>
+          <w:lang w:val="fr-FR"/>
         </w:rPr>
         <w:t>Modèle à compléter par une structure culturelle du Grand Est (musée, centre d’art, FRAC, galerie institutionnelle). Adapter le destinataire selon le dossier déposé.</w:t>
       </w:r>
     </w:p>
     <w:p>
-      <w:r>
-        <w:pict w14:anchorId="1808B33C">
+      <w:pPr>
+        <w:rPr>
+          <w:lang w:val="fr-FR"/>
+        </w:rPr>
+      </w:pPr>
+      <w:r>
+        <w:rPr>
+          <w:lang w:val="fr-FR"/>
+        </w:rPr>
+        <w:pict w14:anchorId="102FBFE5">
           <v:rect id="_x0000_i1025" style="width:0;height:1.5pt" o:hralign="center" o:hrstd="t" o:hr="t"/>
         </w:pict>
       </w:r>
@@ -33,29 +51,71 @@
     <w:p>
       <w:pPr>
         <w:pStyle w:val="FirstParagraph"/>
+        <w:rPr>
+          <w:lang w:val="fr-FR"/>
+        </w:rPr>
       </w:pPr>
       <w:r>
         <w:rPr>
           <w:b/>
           <w:bCs/>
+          <w:lang w:val="fr-FR"/>
         </w:rPr>
         <w:t>🟦 [Prénom NOM]</w:t>
       </w:r>
       <w:r>
+        <w:rPr>
+          <w:lang w:val="fr-FR"/>
+        </w:rPr>
         <w:br/>
-        <w:t>🟦 [Fonction — ex. : Directeur·rice / Président·e / Responsable des publics]</w:t>
-      </w:r>
-      <w:r>
+        <w:t xml:space="preserve">🟦 [Fonction — ex. : </w:t>
+      </w:r>
+      <w:proofErr w:type="spellStart"/>
+      <w:r>
+        <w:rPr>
+          <w:lang w:val="fr-FR"/>
+        </w:rPr>
+        <w:t>Directeur·rice</w:t>
+      </w:r>
+      <w:proofErr w:type="spellEnd"/>
+      <w:r>
+        <w:rPr>
+          <w:lang w:val="fr-FR"/>
+        </w:rPr>
+        <w:t xml:space="preserve"> / </w:t>
+      </w:r>
+      <w:proofErr w:type="spellStart"/>
+      <w:r>
+        <w:rPr>
+          <w:lang w:val="fr-FR"/>
+        </w:rPr>
+        <w:t>Président·e</w:t>
+      </w:r>
+      <w:proofErr w:type="spellEnd"/>
+      <w:r>
+        <w:rPr>
+          <w:lang w:val="fr-FR"/>
+        </w:rPr>
+        <w:t xml:space="preserve"> / Responsable des publics]</w:t>
+      </w:r>
+      <w:r>
+        <w:rPr>
+          <w:lang w:val="fr-FR"/>
+        </w:rPr>
         <w:br/>
       </w:r>
       <w:r>
         <w:rPr>
           <w:b/>
           <w:bCs/>
+          <w:lang w:val="fr-FR"/>
         </w:rPr>
         <w:t>🟦 [Nom de l’institution]</w:t>
       </w:r>
       <w:r>
+        <w:rPr>
+          <w:lang w:val="fr-FR"/>
+        </w:rPr>
         <w:br/>
         <w:t>🟦 [Type — ex. : Musée · Centre d’art contemporain · FRAC · Galerie]</w:t>
       </w:r>
@@ -63,15 +123,27 @@
     <w:p>
       <w:pPr>
         <w:pStyle w:val="Corpsdetexte"/>
-      </w:pPr>
-      <w:r>
+        <w:rPr>
+          <w:lang w:val="fr-FR"/>
+        </w:rPr>
+      </w:pPr>
+      <w:r>
+        <w:rPr>
+          <w:lang w:val="fr-FR"/>
+        </w:rPr>
         <w:t>🟦 [Adresse]</w:t>
       </w:r>
       <w:r>
+        <w:rPr>
+          <w:lang w:val="fr-FR"/>
+        </w:rPr>
         <w:br/>
         <w:t>🟦 [Code postal · Ville]</w:t>
       </w:r>
       <w:r>
+        <w:rPr>
+          <w:lang w:val="fr-FR"/>
+        </w:rPr>
         <w:br/>
         <w:t>🟦 [Courriel institutionnel] · 🟦 [Téléphone]</w:t>
       </w:r>
@@ -79,14 +151,28 @@
     <w:p>
       <w:pPr>
         <w:pStyle w:val="Corpsdetexte"/>
-      </w:pPr>
-      <w:r>
+        <w:rPr>
+          <w:lang w:val="fr-FR"/>
+        </w:rPr>
+      </w:pPr>
+      <w:r>
+        <w:rPr>
+          <w:lang w:val="fr-FR"/>
+        </w:rPr>
         <w:t>🟦 [Ville], le 🟦 [date]</w:t>
       </w:r>
     </w:p>
     <w:p>
-      <w:r>
-        <w:pict w14:anchorId="20D0C77C">
+      <w:pPr>
+        <w:rPr>
+          <w:lang w:val="fr-FR"/>
+        </w:rPr>
+      </w:pPr>
+      <w:r>
+        <w:rPr>
+          <w:lang w:val="fr-FR"/>
+        </w:rPr>
+        <w:pict w14:anchorId="12E1601A">
           <v:rect id="_x0000_i1026" style="width:0;height:1.5pt" o:hralign="center" o:hrstd="t" o:hr="t"/>
         </w:pict>
       </w:r>
@@ -94,23 +180,36 @@
     <w:p>
       <w:pPr>
         <w:pStyle w:val="FirstParagraph"/>
+        <w:rPr>
+          <w:lang w:val="fr-FR"/>
+        </w:rPr>
       </w:pPr>
       <w:r>
         <w:rPr>
           <w:b/>
           <w:bCs/>
+          <w:lang w:val="fr-FR"/>
         </w:rPr>
         <w:t>À l’attention de</w:t>
       </w:r>
       <w:r>
+        <w:rPr>
+          <w:lang w:val="fr-FR"/>
+        </w:rPr>
         <w:br/>
         <w:t>🟦 Madame / Monsieur [Prénom Nom]</w:t>
       </w:r>
       <w:r>
+        <w:rPr>
+          <w:lang w:val="fr-FR"/>
+        </w:rPr>
         <w:br/>
         <w:t>🟦 [Fonction — ex. : Délégué(e) régional(e), DRAC Grand Est / Direction Régionale Grand Est]</w:t>
       </w:r>
       <w:r>
+        <w:rPr>
+          <w:lang w:val="fr-FR"/>
+        </w:rPr>
         <w:br/>
         <w:t>🟦 [Adresse du financeur]</w:t>
       </w:r>
@@ -118,44 +217,70 @@
     <w:p>
       <w:pPr>
         <w:pStyle w:val="Corpsdetexte"/>
+        <w:rPr>
+          <w:lang w:val="fr-FR"/>
+        </w:rPr>
       </w:pPr>
       <w:r>
         <w:rPr>
           <w:b/>
           <w:bCs/>
+          <w:lang w:val="fr-FR"/>
         </w:rPr>
         <w:t>Objet :</w:t>
       </w:r>
       <w:r>
+        <w:rPr>
+          <w:lang w:val="fr-FR"/>
+        </w:rPr>
         <w:t xml:space="preserve"> Lettre de soutien au projet </w:t>
       </w:r>
       <w:r>
         <w:rPr>
           <w:b/>
           <w:bCs/>
+          <w:lang w:val="fr-FR"/>
         </w:rPr>
         <w:t>AIMEDIArt</w:t>
       </w:r>
       <w:r>
+        <w:rPr>
+          <w:lang w:val="fr-FR"/>
+        </w:rPr>
         <w:t xml:space="preserve"> — intention de participation comme structure pilote</w:t>
       </w:r>
       <w:r>
+        <w:rPr>
+          <w:lang w:val="fr-FR"/>
+        </w:rPr>
         <w:br/>
       </w:r>
       <w:r>
         <w:rPr>
           <w:b/>
           <w:bCs/>
+          <w:lang w:val="fr-FR"/>
         </w:rPr>
         <w:t>Porteur :</w:t>
       </w:r>
       <w:r>
+        <w:rPr>
+          <w:lang w:val="fr-FR"/>
+        </w:rPr>
         <w:t xml:space="preserve"> M. Fabien DUPONT</w:t>
       </w:r>
     </w:p>
     <w:p>
-      <w:r>
-        <w:pict w14:anchorId="0481ACDA">
+      <w:pPr>
+        <w:rPr>
+          <w:lang w:val="fr-FR"/>
+        </w:rPr>
+      </w:pPr>
+      <w:r>
+        <w:rPr>
+          <w:lang w:val="fr-FR"/>
+        </w:rPr>
+        <w:pict w14:anchorId="6B3089DA">
           <v:rect id="_x0000_i1027" style="width:0;height:1.5pt" o:hralign="center" o:hrstd="t" o:hr="t"/>
         </w:pict>
       </w:r>
@@ -163,111 +288,169 @@
     <w:p>
       <w:pPr>
         <w:pStyle w:val="FirstParagraph"/>
-      </w:pPr>
-      <w:r>
+        <w:rPr>
+          <w:lang w:val="fr-FR"/>
+        </w:rPr>
+      </w:pPr>
+      <w:r>
+        <w:rPr>
+          <w:lang w:val="fr-FR"/>
+        </w:rPr>
         <w:t>Madame, Monsieur,</w:t>
       </w:r>
     </w:p>
     <w:p>
       <w:pPr>
         <w:pStyle w:val="Corpsdetexte"/>
-      </w:pPr>
-      <w:r>
+        <w:rPr>
+          <w:lang w:val="fr-FR"/>
+        </w:rPr>
+      </w:pPr>
+      <w:r>
+        <w:rPr>
+          <w:lang w:val="fr-FR"/>
+        </w:rPr>
         <w:t xml:space="preserve">La </w:t>
       </w:r>
       <w:r>
         <w:rPr>
           <w:b/>
           <w:bCs/>
+          <w:lang w:val="fr-FR"/>
         </w:rPr>
         <w:t>🟦 [Nom de l’institution]</w:t>
       </w:r>
       <w:r>
+        <w:rPr>
+          <w:lang w:val="fr-FR"/>
+        </w:rPr>
         <w:t xml:space="preserve"> souhaite apporter son </w:t>
       </w:r>
       <w:r>
         <w:rPr>
           <w:b/>
           <w:bCs/>
+          <w:lang w:val="fr-FR"/>
         </w:rPr>
         <w:t>soutien</w:t>
       </w:r>
       <w:r>
+        <w:rPr>
+          <w:lang w:val="fr-FR"/>
+        </w:rPr>
         <w:t xml:space="preserve"> au projet </w:t>
       </w:r>
       <w:r>
         <w:rPr>
           <w:b/>
           <w:bCs/>
+          <w:lang w:val="fr-FR"/>
         </w:rPr>
         <w:t>AIMEDIArt</w:t>
       </w:r>
       <w:r>
+        <w:rPr>
+          <w:lang w:val="fr-FR"/>
+        </w:rPr>
         <w:t xml:space="preserve">, plateforme de médiation culturelle numérique pour les arts visuels, et confirmer son </w:t>
       </w:r>
       <w:r>
         <w:rPr>
           <w:b/>
           <w:bCs/>
+          <w:lang w:val="fr-FR"/>
         </w:rPr>
         <w:t>intention de participer</w:t>
       </w:r>
       <w:r>
+        <w:rPr>
+          <w:lang w:val="fr-FR"/>
+        </w:rPr>
         <w:t xml:space="preserve"> à la phase pilote envisagée sur le territoire </w:t>
       </w:r>
       <w:r>
         <w:rPr>
           <w:b/>
           <w:bCs/>
+          <w:lang w:val="fr-FR"/>
         </w:rPr>
         <w:t>🟦 [département / Grand Est]</w:t>
       </w:r>
       <w:r>
+        <w:rPr>
+          <w:lang w:val="fr-FR"/>
+        </w:rPr>
         <w:t>.</w:t>
       </w:r>
     </w:p>
     <w:p>
       <w:pPr>
         <w:pStyle w:val="Titre2"/>
+        <w:rPr>
+          <w:lang w:val="fr-FR"/>
+        </w:rPr>
       </w:pPr>
       <w:bookmarkStart w:id="1" w:name="contexte-et-intérêt-pour-notre-structure"/>
       <w:r>
+        <w:rPr>
+          <w:lang w:val="fr-FR"/>
+        </w:rPr>
         <w:t>Contexte et intérêt pour notre structure</w:t>
       </w:r>
     </w:p>
     <w:p>
       <w:pPr>
         <w:pStyle w:val="FirstParagraph"/>
-      </w:pPr>
-      <w:r>
+        <w:rPr>
+          <w:lang w:val="fr-FR"/>
+        </w:rPr>
+      </w:pPr>
+      <w:r>
+        <w:rPr>
+          <w:lang w:val="fr-FR"/>
+        </w:rPr>
         <w:t xml:space="preserve">Notre institution accueille chaque année </w:t>
       </w:r>
       <w:r>
         <w:rPr>
           <w:b/>
           <w:bCs/>
+          <w:lang w:val="fr-FR"/>
         </w:rPr>
         <w:t>🟦 [X]</w:t>
       </w:r>
       <w:r>
+        <w:rPr>
+          <w:lang w:val="fr-FR"/>
+        </w:rPr>
         <w:t xml:space="preserve"> expositions et </w:t>
       </w:r>
       <w:r>
         <w:rPr>
           <w:b/>
           <w:bCs/>
+          <w:lang w:val="fr-FR"/>
         </w:rPr>
         <w:t>🟦 [Y]</w:t>
       </w:r>
       <w:r>
+        <w:rPr>
+          <w:lang w:val="fr-FR"/>
+        </w:rPr>
         <w:t xml:space="preserve"> visiteurs. La médiation numérique représente aujourd’hui un enjeu majeur : nos équipes consacrent un temps considérable à la rédaction de contenus, à la production audio et aux traductions, pour un résultat souvent hétérogène et peu mesurable.</w:t>
       </w:r>
     </w:p>
     <w:p>
       <w:pPr>
         <w:pStyle w:val="Corpsdetexte"/>
-      </w:pPr>
-      <w:r>
+        <w:rPr>
+          <w:lang w:val="fr-FR"/>
+        </w:rPr>
+      </w:pPr>
+      <w:r>
+        <w:rPr>
+          <w:lang w:val="fr-FR"/>
+        </w:rPr>
         <w:lastRenderedPageBreak/>
         <w:t xml:space="preserve">Après découverte de la plateforme AIMEDIArt (démonstration réalisée le </w:t>
       </w:r>
@@ -275,20 +458,28 @@
         <w:rPr>
           <w:b/>
           <w:bCs/>
+          <w:lang w:val="fr-FR"/>
         </w:rPr>
         <w:t>🟦 [date]</w:t>
       </w:r>
       <w:r>
+        <w:rPr>
+          <w:lang w:val="fr-FR"/>
+        </w:rPr>
         <w:t xml:space="preserve">) et échanges avec M. Fabien Dupont et </w:t>
       </w:r>
       <w:r>
         <w:rPr>
           <w:b/>
           <w:bCs/>
+          <w:lang w:val="fr-FR"/>
         </w:rPr>
         <w:t>🟦 [Jean-Yves CAMUS / l’équipe projet]</w:t>
       </w:r>
       <w:r>
+        <w:rPr>
+          <w:lang w:val="fr-FR"/>
+        </w:rPr>
         <w:t>, nous identifions un intérêt concret pour notre programmation :</w:t>
       </w:r>
     </w:p>
@@ -300,8 +491,8 @@
         <w:tblLook w:val="0020" w:firstRow="1" w:lastRow="0" w:firstColumn="0" w:lastColumn="0" w:noHBand="0" w:noVBand="0"/>
       </w:tblPr>
       <w:tblGrid>
-        <w:gridCol w:w="3936"/>
-        <w:gridCol w:w="5686"/>
+        <w:gridCol w:w="3844"/>
+        <w:gridCol w:w="5552"/>
       </w:tblGrid>
       <w:tr>
         <w:trPr>
@@ -314,8 +505,14 @@
           <w:p>
             <w:pPr>
               <w:pStyle w:val="Compact"/>
+              <w:rPr>
+                <w:lang w:val="fr-FR"/>
+              </w:rPr>
             </w:pPr>
             <w:r>
+              <w:rPr>
+                <w:lang w:val="fr-FR"/>
+              </w:rPr>
               <w:t>Besoin identifié</w:t>
             </w:r>
           </w:p>
@@ -327,8 +524,14 @@
           <w:p>
             <w:pPr>
               <w:pStyle w:val="Compact"/>
+              <w:rPr>
+                <w:lang w:val="fr-FR"/>
+              </w:rPr>
             </w:pPr>
             <w:r>
+              <w:rPr>
+                <w:lang w:val="fr-FR"/>
+              </w:rPr>
               <w:t>Apport AIMEDIArt attendu</w:t>
             </w:r>
           </w:p>
@@ -345,8 +548,14 @@
           <w:p>
             <w:pPr>
               <w:pStyle w:val="Compact"/>
+              <w:rPr>
+                <w:lang w:val="fr-FR"/>
+              </w:rPr>
             </w:pPr>
             <w:r>
+              <w:rPr>
+                <w:lang w:val="fr-FR"/>
+              </w:rPr>
               <w:t>Médiation multilingue</w:t>
             </w:r>
           </w:p>
@@ -358,8 +567,14 @@
           <w:p>
             <w:pPr>
               <w:pStyle w:val="Compact"/>
+              <w:rPr>
+                <w:lang w:val="fr-FR"/>
+              </w:rPr>
             </w:pPr>
             <w:r>
+              <w:rPr>
+                <w:lang w:val="fr-FR"/>
+              </w:rPr>
               <w:t>5 langues · registres adaptés (enfant, grand public, expert)</w:t>
             </w:r>
           </w:p>
@@ -376,10 +591,24 @@
           <w:p>
             <w:pPr>
               <w:pStyle w:val="Compact"/>
+              <w:rPr>
+                <w:lang w:val="fr-FR"/>
+              </w:rPr>
             </w:pPr>
             <w:r>
-              <w:t>Production curatorale</w:t>
+              <w:rPr>
+                <w:lang w:val="fr-FR"/>
+              </w:rPr>
+              <w:t xml:space="preserve">Production </w:t>
             </w:r>
+            <w:proofErr w:type="spellStart"/>
+            <w:r>
+              <w:rPr>
+                <w:lang w:val="fr-FR"/>
+              </w:rPr>
+              <w:t>curatorale</w:t>
+            </w:r>
+            <w:proofErr w:type="spellEnd"/>
           </w:p>
         </w:tc>
         <w:tc>
@@ -389,8 +618,14 @@
           <w:p>
             <w:pPr>
               <w:pStyle w:val="Compact"/>
+              <w:rPr>
+                <w:lang w:val="fr-FR"/>
+              </w:rPr>
             </w:pPr>
             <w:r>
+              <w:rPr>
+                <w:lang w:val="fr-FR"/>
+              </w:rPr>
               <w:t>Parcours guidé photo → texte → audio → QR, avec validation éditoriale</w:t>
             </w:r>
           </w:p>
@@ -407,8 +642,14 @@
           <w:p>
             <w:pPr>
               <w:pStyle w:val="Compact"/>
+              <w:rPr>
+                <w:lang w:val="fr-FR"/>
+              </w:rPr>
             </w:pPr>
             <w:r>
+              <w:rPr>
+                <w:lang w:val="fr-FR"/>
+              </w:rPr>
               <w:t>Retour aux artistes</w:t>
             </w:r>
           </w:p>
@@ -420,8 +661,14 @@
           <w:p>
             <w:pPr>
               <w:pStyle w:val="Compact"/>
+              <w:rPr>
+                <w:lang w:val="fr-FR"/>
+              </w:rPr>
             </w:pPr>
             <w:r>
+              <w:rPr>
+                <w:lang w:val="fr-FR"/>
+              </w:rPr>
               <w:t>Statistiques d’émotion par œuvre exposée</w:t>
             </w:r>
           </w:p>
@@ -438,8 +685,14 @@
           <w:p>
             <w:pPr>
               <w:pStyle w:val="Compact"/>
+              <w:rPr>
+                <w:lang w:val="fr-FR"/>
+              </w:rPr>
             </w:pPr>
             <w:r>
+              <w:rPr>
+                <w:lang w:val="fr-FR"/>
+              </w:rPr>
               <w:t>Rayonnement territorial</w:t>
             </w:r>
           </w:p>
@@ -451,8 +704,14 @@
           <w:p>
             <w:pPr>
               <w:pStyle w:val="Compact"/>
+              <w:rPr>
+                <w:lang w:val="fr-FR"/>
+              </w:rPr>
             </w:pPr>
             <w:r>
+              <w:rPr>
+                <w:lang w:val="fr-FR"/>
+              </w:rPr>
               <w:t>Cartographie des publics — utile pour nos dossiers de financement</w:t>
             </w:r>
           </w:p>
@@ -469,8 +728,14 @@
           <w:p>
             <w:pPr>
               <w:pStyle w:val="Compact"/>
+              <w:rPr>
+                <w:lang w:val="fr-FR"/>
+              </w:rPr>
             </w:pPr>
             <w:r>
+              <w:rPr>
+                <w:lang w:val="fr-FR"/>
+              </w:rPr>
               <w:t>Accessibilité public</w:t>
             </w:r>
           </w:p>
@@ -482,8 +747,14 @@
           <w:p>
             <w:pPr>
               <w:pStyle w:val="Compact"/>
+              <w:rPr>
+                <w:lang w:val="fr-FR"/>
+              </w:rPr>
             </w:pPr>
             <w:r>
+              <w:rPr>
+                <w:lang w:val="fr-FR"/>
+              </w:rPr>
               <w:t>Scan QR · mobile web · sans application à installer</w:t>
             </w:r>
           </w:p>
@@ -493,28 +764,44 @@
     <w:p>
       <w:pPr>
         <w:pStyle w:val="Titre2"/>
+        <w:rPr>
+          <w:lang w:val="fr-FR"/>
+        </w:rPr>
       </w:pPr>
       <w:bookmarkStart w:id="2" w:name="engagement-envisagé"/>
       <w:bookmarkEnd w:id="1"/>
       <w:r>
+        <w:rPr>
+          <w:lang w:val="fr-FR"/>
+        </w:rPr>
         <w:t>Engagement envisagé</w:t>
       </w:r>
     </w:p>
     <w:p>
       <w:pPr>
         <w:pStyle w:val="FirstParagraph"/>
-      </w:pPr>
-      <w:r>
+        <w:rPr>
+          <w:lang w:val="fr-FR"/>
+        </w:rPr>
+      </w:pPr>
+      <w:r>
+        <w:rPr>
+          <w:lang w:val="fr-FR"/>
+        </w:rPr>
         <w:t xml:space="preserve">En cas de soutien du projet par votre dispositif, la </w:t>
       </w:r>
       <w:r>
         <w:rPr>
           <w:b/>
           <w:bCs/>
+          <w:lang w:val="fr-FR"/>
         </w:rPr>
         <w:t>🟦 [Nom de l’institution]</w:t>
       </w:r>
       <w:r>
+        <w:rPr>
+          <w:lang w:val="fr-FR"/>
+        </w:rPr>
         <w:t xml:space="preserve"> s’engage à :</w:t>
       </w:r>
     </w:p>
@@ -523,37 +810,52 @@
         <w:pStyle w:val="Compact"/>
         <w:numPr>
           <w:ilvl w:val="0"/>
-          <w:numId w:val="2"/>
+          <w:numId w:val="3"/>
         </w:numPr>
+        <w:rPr>
+          <w:lang w:val="fr-FR"/>
+        </w:rPr>
       </w:pPr>
       <w:r>
         <w:rPr>
           <w:b/>
           <w:bCs/>
+          <w:lang w:val="fr-FR"/>
         </w:rPr>
         <w:t>Tester la plateforme</w:t>
       </w:r>
       <w:r>
+        <w:rPr>
+          <w:lang w:val="fr-FR"/>
+        </w:rPr>
         <w:t xml:space="preserve"> sur </w:t>
       </w:r>
       <w:r>
         <w:rPr>
           <w:b/>
           <w:bCs/>
+          <w:lang w:val="fr-FR"/>
         </w:rPr>
         <w:t>🟦 [une exposition / N œuvres]</w:t>
       </w:r>
       <w:r>
+        <w:rPr>
+          <w:lang w:val="fr-FR"/>
+        </w:rPr>
         <w:t xml:space="preserve"> prévue </w:t>
       </w:r>
       <w:r>
         <w:rPr>
           <w:b/>
           <w:bCs/>
+          <w:lang w:val="fr-FR"/>
         </w:rPr>
         <w:t>🟦 [période — ex. : automne 2026]</w:t>
       </w:r>
       <w:r>
+        <w:rPr>
+          <w:lang w:val="fr-FR"/>
+        </w:rPr>
         <w:t xml:space="preserve"> ;</w:t>
       </w:r>
     </w:p>
@@ -562,17 +864,24 @@
         <w:pStyle w:val="Compact"/>
         <w:numPr>
           <w:ilvl w:val="0"/>
-          <w:numId w:val="2"/>
+          <w:numId w:val="3"/>
         </w:numPr>
+        <w:rPr>
+          <w:lang w:val="fr-FR"/>
+        </w:rPr>
       </w:pPr>
       <w:r>
         <w:rPr>
           <w:b/>
           <w:bCs/>
+          <w:lang w:val="fr-FR"/>
         </w:rPr>
         <w:t>Mobiliser une personne référente</w:t>
       </w:r>
       <w:r>
+        <w:rPr>
+          <w:lang w:val="fr-FR"/>
+        </w:rPr>
         <w:t xml:space="preserve"> (médiation / exposition) pour l’appropriation de l’outil et le retour d’expérience ;</w:t>
       </w:r>
     </w:p>
@@ -581,17 +890,24 @@
         <w:pStyle w:val="Compact"/>
         <w:numPr>
           <w:ilvl w:val="0"/>
-          <w:numId w:val="2"/>
+          <w:numId w:val="3"/>
         </w:numPr>
+        <w:rPr>
+          <w:lang w:val="fr-FR"/>
+        </w:rPr>
       </w:pPr>
       <w:r>
         <w:rPr>
           <w:b/>
           <w:bCs/>
+          <w:lang w:val="fr-FR"/>
         </w:rPr>
         <w:t>Participer à une restitution</w:t>
       </w:r>
       <w:r>
+        <w:rPr>
+          <w:lang w:val="fr-FR"/>
+        </w:rPr>
         <w:t xml:space="preserve"> intermédiaire (M10) et au bilan final (M18) du projet ;</w:t>
       </w:r>
     </w:p>
@@ -600,196 +916,394 @@
         <w:pStyle w:val="Compact"/>
         <w:numPr>
           <w:ilvl w:val="0"/>
-          <w:numId w:val="2"/>
+          <w:numId w:val="3"/>
         </w:numPr>
+        <w:rPr>
+          <w:lang w:val="fr-FR"/>
+        </w:rPr>
       </w:pPr>
       <w:r>
         <w:rPr>
           <w:b/>
           <w:bCs/>
+          <w:lang w:val="fr-FR"/>
         </w:rPr>
         <w:t>Contribuer à la diffusion</w:t>
       </w:r>
       <w:r>
+        <w:rPr>
+          <w:lang w:val="fr-FR"/>
+        </w:rPr>
         <w:t xml:space="preserve"> du dispositif auprès des réseaux professionnels </w:t>
       </w:r>
       <w:r>
         <w:rPr>
           <w:b/>
           <w:bCs/>
+          <w:lang w:val="fr-FR"/>
         </w:rPr>
         <w:t>🟦 [DCA / musées de la région / …]</w:t>
       </w:r>
       <w:r>
+        <w:rPr>
+          <w:lang w:val="fr-FR"/>
+        </w:rPr>
         <w:t xml:space="preserve"> dont nous sommes partenaires.</w:t>
       </w:r>
     </w:p>
     <w:p>
       <w:pPr>
         <w:pStyle w:val="FirstParagraph"/>
-      </w:pPr>
-      <w:r>
+        <w:rPr>
+          <w:lang w:val="fr-FR"/>
+        </w:rPr>
+      </w:pPr>
+      <w:r>
+        <w:rPr>
+          <w:lang w:val="fr-FR"/>
+        </w:rPr>
         <w:t xml:space="preserve">Cette participation s’inscrit dans notre politique de </w:t>
       </w:r>
       <w:r>
         <w:rPr>
           <w:b/>
           <w:bCs/>
+          <w:lang w:val="fr-FR"/>
         </w:rPr>
         <w:t>transition numérique</w:t>
       </w:r>
       <w:r>
+        <w:rPr>
+          <w:lang w:val="fr-FR"/>
+        </w:rPr>
         <w:t xml:space="preserve"> et de renforcement de la </w:t>
       </w:r>
       <w:r>
         <w:rPr>
           <w:b/>
           <w:bCs/>
+          <w:lang w:val="fr-FR"/>
         </w:rPr>
         <w:t>médiation auprès de publics diversifiés</w:t>
       </w:r>
       <w:r>
+        <w:rPr>
+          <w:lang w:val="fr-FR"/>
+        </w:rPr>
         <w:t xml:space="preserve"> (scolaires, touristes, public local).</w:t>
       </w:r>
     </w:p>
     <w:p>
       <w:pPr>
         <w:pStyle w:val="Titre2"/>
+        <w:rPr>
+          <w:lang w:val="fr-FR"/>
+        </w:rPr>
       </w:pPr>
       <w:bookmarkStart w:id="3" w:name="retombées-attendues"/>
       <w:bookmarkEnd w:id="2"/>
       <w:r>
+        <w:rPr>
+          <w:lang w:val="fr-FR"/>
+        </w:rPr>
         <w:t>Retombées attendues</w:t>
       </w:r>
     </w:p>
     <w:p>
       <w:pPr>
         <w:pStyle w:val="FirstParagraph"/>
-      </w:pPr>
-      <w:r>
-        <w:t>Pour notre institution : - gain de temps sur la production de médiation pour l’exposition pilote ; - données qualitatives (émotion, origine géographique des visiteurs) exploitables dans nos rapports d’activité ; - expérience visiteur enrichie sans investissement lourd en infrastructure.</w:t>
+        <w:rPr>
+          <w:lang w:val="fr-FR"/>
+        </w:rPr>
+      </w:pPr>
+      <w:r>
+        <w:rPr>
+          <w:lang w:val="fr-FR"/>
+        </w:rPr>
+        <w:t xml:space="preserve">Pour notre institution : </w:t>
       </w:r>
     </w:p>
     <w:p>
       <w:pPr>
+        <w:pStyle w:val="FirstParagraph"/>
+        <w:numPr>
+          <w:ilvl w:val="0"/>
+          <w:numId w:val="26"/>
+        </w:numPr>
+        <w:rPr>
+          <w:lang w:val="fr-FR"/>
+        </w:rPr>
+      </w:pPr>
+      <w:r>
+        <w:rPr>
+          <w:lang w:val="fr-FR"/>
+        </w:rPr>
+        <w:t xml:space="preserve">gain de temps sur la production de médiation pour l’exposition pilote ; </w:t>
+      </w:r>
+    </w:p>
+    <w:p>
+      <w:pPr>
+        <w:pStyle w:val="FirstParagraph"/>
+        <w:numPr>
+          <w:ilvl w:val="0"/>
+          <w:numId w:val="26"/>
+        </w:numPr>
+        <w:rPr>
+          <w:lang w:val="fr-FR"/>
+        </w:rPr>
+      </w:pPr>
+      <w:r>
+        <w:rPr>
+          <w:lang w:val="fr-FR"/>
+        </w:rPr>
+        <w:t xml:space="preserve">données qualitatives (émotion, origine géographique des visiteurs) exploitables dans nos rapports d’activité ; </w:t>
+      </w:r>
+    </w:p>
+    <w:p>
+      <w:pPr>
+        <w:pStyle w:val="FirstParagraph"/>
+        <w:numPr>
+          <w:ilvl w:val="0"/>
+          <w:numId w:val="26"/>
+        </w:numPr>
+        <w:rPr>
+          <w:lang w:val="fr-FR"/>
+        </w:rPr>
+      </w:pPr>
+      <w:r>
+        <w:rPr>
+          <w:lang w:val="fr-FR"/>
+        </w:rPr>
+        <w:t>expérience visiteur enrichie sans investissement lourd en infrastructure.</w:t>
+      </w:r>
+    </w:p>
+    <w:p>
+      <w:pPr>
         <w:pStyle w:val="Corpsdetexte"/>
-      </w:pPr>
-      <w:r>
-        <w:t xml:space="preserve">Pour le territoire : - démonstration d’un outil numérique français, développé et déployé avec des acteurs du </w:t>
+        <w:rPr>
+          <w:lang w:val="fr-FR"/>
+        </w:rPr>
+      </w:pPr>
+      <w:r>
+        <w:rPr>
+          <w:lang w:val="fr-FR"/>
+        </w:rPr>
+        <w:t xml:space="preserve">Pour le territoire : </w:t>
+      </w:r>
+    </w:p>
+    <w:p>
+      <w:pPr>
+        <w:pStyle w:val="Corpsdetexte"/>
+        <w:numPr>
+          <w:ilvl w:val="0"/>
+          <w:numId w:val="26"/>
+        </w:numPr>
+        <w:rPr>
+          <w:lang w:val="fr-FR"/>
+        </w:rPr>
+      </w:pPr>
+      <w:r>
+        <w:rPr>
+          <w:lang w:val="fr-FR"/>
+        </w:rPr>
+        <w:t xml:space="preserve">démonstration d’un outil numérique français, développé et déployé avec des acteurs du </w:t>
       </w:r>
       <w:r>
         <w:rPr>
           <w:b/>
           <w:bCs/>
+          <w:lang w:val="fr-FR"/>
         </w:rPr>
         <w:t>Grand Est</w:t>
       </w:r>
       <w:r>
-        <w:t xml:space="preserve"> ; - contribution à la visibilité de la création contemporaine </w:t>
+        <w:rPr>
+          <w:lang w:val="fr-FR"/>
+        </w:rPr>
+        <w:t xml:space="preserve"> ; </w:t>
+      </w:r>
+    </w:p>
+    <w:p>
+      <w:pPr>
+        <w:pStyle w:val="Corpsdetexte"/>
+        <w:numPr>
+          <w:ilvl w:val="0"/>
+          <w:numId w:val="26"/>
+        </w:numPr>
+        <w:rPr>
+          <w:lang w:val="fr-FR"/>
+        </w:rPr>
+      </w:pPr>
+      <w:r>
+        <w:rPr>
+          <w:lang w:val="fr-FR"/>
+        </w:rPr>
+        <w:lastRenderedPageBreak/>
+        <w:t xml:space="preserve">contribution à la visibilité de la création contemporaine </w:t>
       </w:r>
       <w:r>
         <w:rPr>
           <w:b/>
           <w:bCs/>
+          <w:lang w:val="fr-FR"/>
         </w:rPr>
         <w:t>🟦 [photographique / visuelle]</w:t>
       </w:r>
       <w:r>
+        <w:rPr>
+          <w:lang w:val="fr-FR"/>
+        </w:rPr>
         <w:t xml:space="preserve"> régionale.</w:t>
       </w:r>
     </w:p>
     <w:p>
       <w:pPr>
         <w:pStyle w:val="Titre2"/>
+        <w:rPr>
+          <w:lang w:val="fr-FR"/>
+        </w:rPr>
       </w:pPr>
       <w:bookmarkStart w:id="4" w:name="soutien-à-la-demande-de-financement"/>
       <w:bookmarkEnd w:id="3"/>
       <w:r>
-        <w:lastRenderedPageBreak/>
+        <w:rPr>
+          <w:lang w:val="fr-FR"/>
+        </w:rPr>
         <w:t>Soutien à la demande de financement</w:t>
       </w:r>
     </w:p>
     <w:p>
       <w:pPr>
         <w:pStyle w:val="FirstParagraph"/>
-      </w:pPr>
-      <w:r>
+        <w:rPr>
+          <w:lang w:val="fr-FR"/>
+        </w:rPr>
+      </w:pPr>
+      <w:r>
+        <w:rPr>
+          <w:lang w:val="fr-FR"/>
+        </w:rPr>
         <w:t xml:space="preserve">Nous considérons que le financement sollicité auprès de </w:t>
       </w:r>
       <w:r>
         <w:rPr>
           <w:b/>
           <w:bCs/>
+          <w:lang w:val="fr-FR"/>
         </w:rPr>
         <w:t>🟦 [DRAC SNI — 25 000 € / Région Grand Est — 40 000 € / CNC — 28 000 €]</w:t>
       </w:r>
       <w:r>
+        <w:rPr>
+          <w:lang w:val="fr-FR"/>
+        </w:rPr>
         <w:t xml:space="preserve"> est </w:t>
       </w:r>
       <w:r>
         <w:rPr>
           <w:b/>
           <w:bCs/>
+          <w:lang w:val="fr-FR"/>
         </w:rPr>
         <w:t>justifié</w:t>
       </w:r>
       <w:r>
+        <w:rPr>
+          <w:lang w:val="fr-FR"/>
+        </w:rPr>
         <w:t xml:space="preserve"> par l’impact culturel attendu et par la nécessité d’accompagner les institutions dans l’appropriation d’un service numérique innovant — pas seulement sa conception technique.</w:t>
       </w:r>
     </w:p>
     <w:p>
       <w:pPr>
         <w:pStyle w:val="Corpsdetexte"/>
-      </w:pPr>
-      <w:r>
+        <w:rPr>
+          <w:lang w:val="fr-FR"/>
+        </w:rPr>
+      </w:pPr>
+      <w:r>
+        <w:rPr>
+          <w:lang w:val="fr-FR"/>
+        </w:rPr>
         <w:t>Nous restons disponibles pour tout échange complémentaire.</w:t>
       </w:r>
     </w:p>
     <w:p>
       <w:pPr>
         <w:pStyle w:val="Corpsdetexte"/>
-      </w:pPr>
-      <w:r>
+        <w:rPr>
+          <w:lang w:val="fr-FR"/>
+        </w:rPr>
+      </w:pPr>
+      <w:r>
+        <w:rPr>
+          <w:lang w:val="fr-FR"/>
+        </w:rPr>
         <w:t>Je vous prie d’agréer, Madame, Monsieur, l’expression de ma considération distinguée.</w:t>
       </w:r>
     </w:p>
     <w:p>
       <w:pPr>
         <w:pStyle w:val="Corpsdetexte"/>
-      </w:pPr>
-      <w:r>
+        <w:rPr>
+          <w:lang w:val="fr-FR"/>
+        </w:rPr>
+      </w:pPr>
+      <w:r>
+        <w:rPr>
+          <w:lang w:val="fr-FR"/>
+        </w:rPr>
         <w:t> </w:t>
       </w:r>
     </w:p>
     <w:p>
       <w:pPr>
         <w:pStyle w:val="Corpsdetexte"/>
+        <w:rPr>
+          <w:lang w:val="fr-FR"/>
+        </w:rPr>
       </w:pPr>
       <w:r>
         <w:rPr>
           <w:b/>
           <w:bCs/>
+          <w:lang w:val="fr-FR"/>
         </w:rPr>
         <w:t>🟦 [Prénom NOM]</w:t>
       </w:r>
       <w:r>
+        <w:rPr>
+          <w:lang w:val="fr-FR"/>
+        </w:rPr>
         <w:br/>
         <w:t>🟦 [Fonction]</w:t>
       </w:r>
       <w:r>
+        <w:rPr>
+          <w:lang w:val="fr-FR"/>
+        </w:rPr>
         <w:br/>
       </w:r>
       <w:r>
         <w:rPr>
           <w:b/>
           <w:bCs/>
+          <w:lang w:val="fr-FR"/>
         </w:rPr>
         <w:t>🟦 [Nom de l’institution]</w:t>
       </w:r>
     </w:p>
     <w:p>
-      <w:r>
-        <w:pict w14:anchorId="7DD0E1A3">
+      <w:pPr>
+        <w:rPr>
+          <w:lang w:val="fr-FR"/>
+        </w:rPr>
+      </w:pPr>
+      <w:r>
+        <w:rPr>
+          <w:lang w:val="fr-FR"/>
+        </w:rPr>
+        <w:pict w14:anchorId="40256A2E">
           <v:rect id="_x0000_i1028" style="width:0;height:1.5pt" o:hralign="center" o:hrstd="t" o:hr="t"/>
         </w:pict>
       </w:r>
@@ -797,28 +1311,46 @@
     <w:p>
       <w:pPr>
         <w:pStyle w:val="Titre2"/>
+        <w:rPr>
+          <w:lang w:val="fr-FR"/>
+        </w:rPr>
       </w:pPr>
       <w:bookmarkStart w:id="5" w:name="variante-courte-formulaire-en-ligne"/>
       <w:bookmarkEnd w:id="4"/>
       <w:r>
+        <w:rPr>
+          <w:lang w:val="fr-FR"/>
+        </w:rPr>
         <w:t>Variante courte (formulaire en ligne)</w:t>
       </w:r>
     </w:p>
     <w:p>
       <w:pPr>
         <w:pStyle w:val="Normalcentr"/>
+        <w:rPr>
+          <w:lang w:val="fr-FR"/>
+        </w:rPr>
       </w:pPr>
       <w:r>
         <w:rPr>
           <w:i/>
           <w:iCs/>
+          <w:lang w:val="fr-FR"/>
         </w:rPr>
         <w:t>« La [Institution] soutient le projet AIMEDIArt et confirme son intention de participer comme structure pilote sur [période], pour une exposition de [N] œuvres. L’outil répond à un besoin concret de médiation multilingue et de mesure de l’engagement du public, au bénéfice des artistes exposés et de nos visiteurs. »</w:t>
       </w:r>
     </w:p>
     <w:p>
-      <w:r>
-        <w:pict w14:anchorId="516D1E21">
+      <w:pPr>
+        <w:rPr>
+          <w:lang w:val="fr-FR"/>
+        </w:rPr>
+      </w:pPr>
+      <w:r>
+        <w:rPr>
+          <w:lang w:val="fr-FR"/>
+        </w:rPr>
+        <w:pict w14:anchorId="76673575">
           <v:rect id="_x0000_i1029" style="width:0;height:1.5pt" o:hralign="center" o:hrstd="t" o:hr="t"/>
         </w:pict>
       </w:r>
@@ -826,10 +1358,16 @@
     <w:p>
       <w:pPr>
         <w:pStyle w:val="Titre2"/>
+        <w:rPr>
+          <w:lang w:val="fr-FR"/>
+        </w:rPr>
       </w:pPr>
       <w:bookmarkStart w:id="6" w:name="Xc855c21b9bb01ff77561ace2a4d46cb09024dfb"/>
       <w:bookmarkEnd w:id="5"/>
       <w:r>
+        <w:rPr>
+          <w:lang w:val="fr-FR"/>
+        </w:rPr>
         <w:t>Suggestions d’institutions pilotes Grand Est (à démarcher)</w:t>
       </w:r>
     </w:p>
@@ -856,8 +1394,14 @@
           <w:p>
             <w:pPr>
               <w:pStyle w:val="Compact"/>
+              <w:rPr>
+                <w:lang w:val="fr-FR"/>
+              </w:rPr>
             </w:pPr>
             <w:r>
+              <w:rPr>
+                <w:lang w:val="fr-FR"/>
+              </w:rPr>
               <w:t>Territoire</w:t>
             </w:r>
           </w:p>
@@ -869,8 +1413,14 @@
           <w:p>
             <w:pPr>
               <w:pStyle w:val="Compact"/>
+              <w:rPr>
+                <w:lang w:val="fr-FR"/>
+              </w:rPr>
             </w:pPr>
             <w:r>
+              <w:rPr>
+                <w:lang w:val="fr-FR"/>
+              </w:rPr>
               <w:t>Type</w:t>
             </w:r>
           </w:p>
@@ -882,8 +1432,14 @@
           <w:p>
             <w:pPr>
               <w:pStyle w:val="Compact"/>
+              <w:rPr>
+                <w:lang w:val="fr-FR"/>
+              </w:rPr>
             </w:pPr>
             <w:r>
+              <w:rPr>
+                <w:lang w:val="fr-FR"/>
+              </w:rPr>
               <w:t>Piste</w:t>
             </w:r>
           </w:p>
@@ -897,8 +1453,14 @@
           <w:p>
             <w:pPr>
               <w:pStyle w:val="Compact"/>
+              <w:rPr>
+                <w:lang w:val="fr-FR"/>
+              </w:rPr>
             </w:pPr>
             <w:r>
+              <w:rPr>
+                <w:lang w:val="fr-FR"/>
+              </w:rPr>
               <w:t>Moselle</w:t>
             </w:r>
           </w:p>
@@ -910,8 +1472,14 @@
           <w:p>
             <w:pPr>
               <w:pStyle w:val="Compact"/>
+              <w:rPr>
+                <w:lang w:val="fr-FR"/>
+              </w:rPr>
             </w:pPr>
             <w:r>
+              <w:rPr>
+                <w:lang w:val="fr-FR"/>
+              </w:rPr>
               <w:t>Musée / centre d’art</w:t>
             </w:r>
           </w:p>
@@ -923,8 +1491,14 @@
           <w:p>
             <w:pPr>
               <w:pStyle w:val="Compact"/>
+              <w:rPr>
+                <w:lang w:val="fr-FR"/>
+              </w:rPr>
             </w:pPr>
             <w:r>
+              <w:rPr>
+                <w:lang w:val="fr-FR"/>
+              </w:rPr>
               <w:t>Metz, Thionville</w:t>
             </w:r>
           </w:p>
@@ -938,8 +1512,14 @@
           <w:p>
             <w:pPr>
               <w:pStyle w:val="Compact"/>
+              <w:rPr>
+                <w:lang w:val="fr-FR"/>
+              </w:rPr>
             </w:pPr>
             <w:r>
+              <w:rPr>
+                <w:lang w:val="fr-FR"/>
+              </w:rPr>
               <w:t>Alsace</w:t>
             </w:r>
           </w:p>
@@ -951,8 +1531,14 @@
           <w:p>
             <w:pPr>
               <w:pStyle w:val="Compact"/>
+              <w:rPr>
+                <w:lang w:val="fr-FR"/>
+              </w:rPr>
             </w:pPr>
             <w:r>
+              <w:rPr>
+                <w:lang w:val="fr-FR"/>
+              </w:rPr>
               <w:t>Musée</w:t>
             </w:r>
           </w:p>
@@ -964,8 +1550,14 @@
           <w:p>
             <w:pPr>
               <w:pStyle w:val="Compact"/>
+              <w:rPr>
+                <w:lang w:val="fr-FR"/>
+              </w:rPr>
             </w:pPr>
             <w:r>
+              <w:rPr>
+                <w:lang w:val="fr-FR"/>
+              </w:rPr>
               <w:t>Strasbourg, Mulhouse</w:t>
             </w:r>
           </w:p>
@@ -979,8 +1571,14 @@
           <w:p>
             <w:pPr>
               <w:pStyle w:val="Compact"/>
+              <w:rPr>
+                <w:lang w:val="fr-FR"/>
+              </w:rPr>
             </w:pPr>
             <w:r>
+              <w:rPr>
+                <w:lang w:val="fr-FR"/>
+              </w:rPr>
               <w:t>Champagne-Ardenne</w:t>
             </w:r>
           </w:p>
@@ -992,8 +1590,14 @@
           <w:p>
             <w:pPr>
               <w:pStyle w:val="Compact"/>
+              <w:rPr>
+                <w:lang w:val="fr-FR"/>
+              </w:rPr>
             </w:pPr>
             <w:r>
+              <w:rPr>
+                <w:lang w:val="fr-FR"/>
+              </w:rPr>
               <w:t>Centre d’art / FRAC</w:t>
             </w:r>
           </w:p>
@@ -1005,8 +1609,14 @@
           <w:p>
             <w:pPr>
               <w:pStyle w:val="Compact"/>
+              <w:rPr>
+                <w:lang w:val="fr-FR"/>
+              </w:rPr>
             </w:pPr>
             <w:r>
+              <w:rPr>
+                <w:lang w:val="fr-FR"/>
+              </w:rPr>
               <w:t>Reims, Châlons</w:t>
             </w:r>
           </w:p>
@@ -1020,8 +1630,14 @@
           <w:p>
             <w:pPr>
               <w:pStyle w:val="Compact"/>
+              <w:rPr>
+                <w:lang w:val="fr-FR"/>
+              </w:rPr>
             </w:pPr>
             <w:r>
+              <w:rPr>
+                <w:lang w:val="fr-FR"/>
+              </w:rPr>
               <w:t>Photographie</w:t>
             </w:r>
           </w:p>
@@ -1033,8 +1649,14 @@
           <w:p>
             <w:pPr>
               <w:pStyle w:val="Compact"/>
+              <w:rPr>
+                <w:lang w:val="fr-FR"/>
+              </w:rPr>
             </w:pPr>
             <w:r>
+              <w:rPr>
+                <w:lang w:val="fr-FR"/>
+              </w:rPr>
               <w:t>Festival / galerie</w:t>
             </w:r>
           </w:p>
@@ -1046,8 +1668,14 @@
           <w:p>
             <w:pPr>
               <w:pStyle w:val="Compact"/>
+              <w:rPr>
+                <w:lang w:val="fr-FR"/>
+              </w:rPr>
             </w:pPr>
             <w:r>
+              <w:rPr>
+                <w:lang w:val="fr-FR"/>
+              </w:rPr>
               <w:t>Réseau NOP</w:t>
             </w:r>
           </w:p>
@@ -1057,35 +1685,314 @@
     <w:p>
       <w:pPr>
         <w:pStyle w:val="Corpsdetexte"/>
+        <w:rPr>
+          <w:lang w:val="fr-FR"/>
+        </w:rPr>
       </w:pPr>
       <w:r>
         <w:rPr>
           <w:i/>
           <w:iCs/>
+          <w:lang w:val="fr-FR"/>
         </w:rPr>
         <w:t>Lettre à faire signer par le représentant légal de la structure.</w:t>
       </w:r>
       <w:bookmarkEnd w:id="0"/>
       <w:bookmarkEnd w:id="6"/>
     </w:p>
+    <w:p>
+      <w:pPr>
+        <w:rPr>
+          <w:lang w:val="fr-FR"/>
+        </w:rPr>
+      </w:pPr>
+    </w:p>
     <w:sectPr>
+      <w:headerReference w:type="default" r:id="rId8"/>
+      <w:headerReference w:type="first" r:id="rId9"/>
       <w:footnotePr>
         <w:numRestart w:val="eachSect"/>
       </w:footnotePr>
       <w:pgSz w:w="12240" w:h="15840"/>
-      <w:pgMar w:top="1417" w:right="1417" w:bottom="1417" w:left="1417" w:header="720" w:footer="720" w:gutter="0"/>
+      <w:pgMar w:top="1417" w:right="1417" w:bottom="993" w:left="1417" w:header="720" w:footer="720" w:gutter="0"/>
       <w:cols w:space="720"/>
+      <w:titlePg/>
+      <w:docGrid w:linePitch="326"/>
     </w:sectPr>
   </w:body>
 </w:document>
 </file>
 
+<file path=word/endnotes.xml><?xml version="1.0" encoding="utf-8"?>
+<w:endnotes xmlns:wpc="http://schemas.microsoft.com/office/word/2010/wordprocessingCanvas" xmlns:cx="http://schemas.microsoft.com/office/drawing/2014/chartex" xmlns:cx1="http://schemas.microsoft.com/office/drawing/2015/9/8/chartex" xmlns:cx2="http://schemas.microsoft.com/office/drawing/2015/10/21/chartex" xmlns:cx3="http://schemas.microsoft.com/office/drawing/2016/5/9/chartex" xmlns:cx4="http://schemas.microsoft.com/office/drawing/2016/5/10/chartex" xmlns:cx5="http://schemas.microsoft.com/office/drawing/2016/5/11/chartex" xmlns:cx6="http://schemas.microsoft.com/office/drawing/2016/5/12/chartex" xmlns:cx7="http://schemas.microsoft.com/office/drawing/2016/5/13/chartex" xmlns:cx8="http://schemas.microsoft.com/office/drawing/2016/5/14/chartex" xmlns:mc="http://schemas.openxmlformats.org/markup-compatibility/2006" xmlns:aink="http://schemas.microsoft.com/office/drawing/2016/ink" xmlns:am3d="http://schemas.microsoft.com/office/drawing/2017/model3d" xmlns:o="urn:schemas-microsoft-com:office:office" xmlns:oel="http://schemas.microsoft.com/office/2019/extlst" xmlns:r="http://schemas.openxmlformats.org/officeDocument/2006/relationships" xmlns:m="http://schemas.openxmlformats.org/officeDocument/2006/math" xmlns:v="urn:schemas-microsoft-com:vml" xmlns:wp14="http://schemas.microsoft.com/office/word/2010/wordprocessingDrawing" xmlns:wp="http://schemas.openxmlformats.org/drawingml/2006/wordprocessingDrawing" xmlns:w10="urn:schemas-microsoft-com:office:word" xmlns:w="http://schemas.openxmlformats.org/wordprocessingml/2006/main" xmlns:w14="http://schemas.microsoft.com/office/word/2010/wordml" xmlns:w15="http://schemas.microsoft.com/office/word/2012/wordml" xmlns:w16cex="http://schemas.microsoft.com/office/word/2018/wordml/cex" xmlns:w16cid="http://schemas.microsoft.com/office/word/2016/wordml/cid" xmlns:w16="http://schemas.microsoft.com/office/word/2018/wordml" xmlns:w16du="http://schemas.microsoft.com/office/word/2023/wordml/word16du" xmlns:w16sdtdh="http://schemas.microsoft.com/office/word/2020/wordml/sdtdatahash" xmlns:w16sdtfl="http://schemas.microsoft.com/office/word/2024/wordml/sdtformatlock" xmlns:w16se="http://schemas.microsoft.com/office/word/2015/wordml/symex" xmlns:wpg="http://schemas.microsoft.com/office/word/2010/wordprocessingGroup" xmlns:wpi="http://schemas.microsoft.com/office/word/2010/wordprocessingInk" xmlns:wne="http://schemas.microsoft.com/office/word/2006/wordml" xmlns:wps="http://schemas.microsoft.com/office/word/2010/wordprocessingShape" mc:Ignorable="w14 w15 w16se w16cid w16 w16cex w16sdtdh w16sdtfl w16du wp14">
+  <w:endnote w:type="separator" w:id="-1">
+    <w:p>
+      <w:pPr>
+        <w:spacing w:after="0"/>
+      </w:pPr>
+      <w:r>
+        <w:separator/>
+      </w:r>
+    </w:p>
+  </w:endnote>
+  <w:endnote w:type="continuationSeparator" w:id="0">
+    <w:p>
+      <w:pPr>
+        <w:spacing w:after="0"/>
+      </w:pPr>
+      <w:r>
+        <w:continuationSeparator/>
+      </w:r>
+    </w:p>
+  </w:endnote>
+</w:endnotes>
+</file>
+
+<file path=word/footnotes.xml><?xml version="1.0" encoding="utf-8"?>
+<w:footnotes xmlns:wpc="http://schemas.microsoft.com/office/word/2010/wordprocessingCanvas" xmlns:cx="http://schemas.microsoft.com/office/drawing/2014/chartex" xmlns:cx1="http://schemas.microsoft.com/office/drawing/2015/9/8/chartex" xmlns:cx2="http://schemas.microsoft.com/office/drawing/2015/10/21/chartex" xmlns:cx3="http://schemas.microsoft.com/office/drawing/2016/5/9/chartex" xmlns:cx4="http://schemas.microsoft.com/office/drawing/2016/5/10/chartex" xmlns:cx5="http://schemas.microsoft.com/office/drawing/2016/5/11/chartex" xmlns:cx6="http://schemas.microsoft.com/office/drawing/2016/5/12/chartex" xmlns:cx7="http://schemas.microsoft.com/office/drawing/2016/5/13/chartex" xmlns:cx8="http://schemas.microsoft.com/office/drawing/2016/5/14/chartex" xmlns:mc="http://schemas.openxmlformats.org/markup-compatibility/2006" xmlns:aink="http://schemas.microsoft.com/office/drawing/2016/ink" xmlns:am3d="http://schemas.microsoft.com/office/drawing/2017/model3d" xmlns:o="urn:schemas-microsoft-com:office:office" xmlns:oel="http://schemas.microsoft.com/office/2019/extlst" xmlns:r="http://schemas.openxmlformats.org/officeDocument/2006/relationships" xmlns:m="http://schemas.openxmlformats.org/officeDocument/2006/math" xmlns:v="urn:schemas-microsoft-com:vml" xmlns:wp14="http://schemas.microsoft.com/office/word/2010/wordprocessingDrawing" xmlns:wp="http://schemas.openxmlformats.org/drawingml/2006/wordprocessingDrawing" xmlns:w10="urn:schemas-microsoft-com:office:word" xmlns:w="http://schemas.openxmlformats.org/wordprocessingml/2006/main" xmlns:w14="http://schemas.microsoft.com/office/word/2010/wordml" xmlns:w15="http://schemas.microsoft.com/office/word/2012/wordml" xmlns:w16cex="http://schemas.microsoft.com/office/word/2018/wordml/cex" xmlns:w16cid="http://schemas.microsoft.com/office/word/2016/wordml/cid" xmlns:w16="http://schemas.microsoft.com/office/word/2018/wordml" xmlns:w16du="http://schemas.microsoft.com/office/word/2023/wordml/word16du" xmlns:w16sdtdh="http://schemas.microsoft.com/office/word/2020/wordml/sdtdatahash" xmlns:w16sdtfl="http://schemas.microsoft.com/office/word/2024/wordml/sdtformatlock" xmlns:w16se="http://schemas.microsoft.com/office/word/2015/wordml/symex" xmlns:wpg="http://schemas.microsoft.com/office/word/2010/wordprocessingGroup" xmlns:wpi="http://schemas.microsoft.com/office/word/2010/wordprocessingInk" xmlns:wne="http://schemas.microsoft.com/office/word/2006/wordml" xmlns:wps="http://schemas.microsoft.com/office/word/2010/wordprocessingShape" mc:Ignorable="w14 w15 w16se w16cid w16 w16cex w16sdtdh w16sdtfl w16du wp14">
+  <w:footnote w:type="separator" w:id="-1">
+    <w:p>
+      <w:pPr>
+        <w:spacing w:after="0"/>
+      </w:pPr>
+      <w:r>
+        <w:separator/>
+      </w:r>
+    </w:p>
+  </w:footnote>
+  <w:footnote w:type="continuationSeparator" w:id="0">
+    <w:p>
+      <w:pPr>
+        <w:spacing w:after="0"/>
+      </w:pPr>
+      <w:r>
+        <w:continuationSeparator/>
+      </w:r>
+    </w:p>
+  </w:footnote>
+</w:footnotes>
+</file>
+
+<file path=word/header1.xml><?xml version="1.0" encoding="utf-8"?>
+<w:hdr xmlns:wpc="http://schemas.microsoft.com/office/word/2010/wordprocessingCanvas" xmlns:cx="http://schemas.microsoft.com/office/drawing/2014/chartex" xmlns:cx1="http://schemas.microsoft.com/office/drawing/2015/9/8/chartex" xmlns:cx2="http://schemas.microsoft.com/office/drawing/2015/10/21/chartex" xmlns:cx3="http://schemas.microsoft.com/office/drawing/2016/5/9/chartex" xmlns:cx4="http://schemas.microsoft.com/office/drawing/2016/5/10/chartex" xmlns:cx5="http://schemas.microsoft.com/office/drawing/2016/5/11/chartex" xmlns:cx6="http://schemas.microsoft.com/office/drawing/2016/5/12/chartex" xmlns:cx7="http://schemas.microsoft.com/office/drawing/2016/5/13/chartex" xmlns:cx8="http://schemas.microsoft.com/office/drawing/2016/5/14/chartex" xmlns:mc="http://schemas.openxmlformats.org/markup-compatibility/2006" xmlns:aink="http://schemas.microsoft.com/office/drawing/2016/ink" xmlns:am3d="http://schemas.microsoft.com/office/drawing/2017/model3d" xmlns:o="urn:schemas-microsoft-com:office:office" xmlns:oel="http://schemas.microsoft.com/office/2019/extlst" xmlns:r="http://schemas.openxmlformats.org/officeDocument/2006/relationships" xmlns:m="http://schemas.openxmlformats.org/officeDocument/2006/math" xmlns:v="urn:schemas-microsoft-com:vml" xmlns:wp14="http://schemas.microsoft.com/office/word/2010/wordprocessingDrawing" xmlns:wp="http://schemas.openxmlformats.org/drawingml/2006/wordprocessingDrawing" xmlns:w10="urn:schemas-microsoft-com:office:word" xmlns:w="http://schemas.openxmlformats.org/wordprocessingml/2006/main" xmlns:w14="http://schemas.microsoft.com/office/word/2010/wordml" xmlns:w15="http://schemas.microsoft.com/office/word/2012/wordml" xmlns:w16cex="http://schemas.microsoft.com/office/word/2018/wordml/cex" xmlns:w16cid="http://schemas.microsoft.com/office/word/2016/wordml/cid" xmlns:w16="http://schemas.microsoft.com/office/word/2018/wordml" xmlns:w16du="http://schemas.microsoft.com/office/word/2023/wordml/word16du" xmlns:w16sdtdh="http://schemas.microsoft.com/office/word/2020/wordml/sdtdatahash" xmlns:w16sdtfl="http://schemas.microsoft.com/office/word/2024/wordml/sdtformatlock" xmlns:w16se="http://schemas.microsoft.com/office/word/2015/wordml/symex" xmlns:wpg="http://schemas.microsoft.com/office/word/2010/wordprocessingGroup" xmlns:wpi="http://schemas.microsoft.com/office/word/2010/wordprocessingInk" xmlns:wne="http://schemas.microsoft.com/office/word/2006/wordml" xmlns:wps="http://schemas.microsoft.com/office/word/2010/wordprocessingShape" mc:Ignorable="w14 w15 w16se w16cid w16 w16cex w16sdtdh w16sdtfl w16du wp14">
+  <w:p>
+    <w:pPr>
+      <w:pStyle w:val="En-tte"/>
+      <w:pBdr>
+        <w:bottom w:val="single" w:sz="4" w:space="1" w:color="EE0000"/>
+      </w:pBdr>
+      <w:tabs>
+        <w:tab w:val="clear" w:pos="9072"/>
+        <w:tab w:val="right" w:pos="9356"/>
+      </w:tabs>
+    </w:pPr>
+    <w:r>
+      <w:rPr>
+        <w:noProof/>
+      </w:rPr>
+      <w:drawing>
+        <wp:inline distT="0" distB="0" distL="0" distR="0" wp14:anchorId="243E0A04" wp14:editId="4934E747">
+          <wp:extent cx="341631" cy="333375"/>
+          <wp:effectExtent l="0" t="0" r="0" b="0"/>
+          <wp:docPr id="967049734" name="Picture" descr="AIMEDIArt — signe distinctif"/>
+          <wp:cNvGraphicFramePr/>
+          <a:graphic xmlns:a="http://schemas.openxmlformats.org/drawingml/2006/main">
+            <a:graphicData uri="http://schemas.openxmlformats.org/drawingml/2006/picture">
+              <pic:pic xmlns:pic="http://schemas.openxmlformats.org/drawingml/2006/picture">
+                <pic:nvPicPr>
+                  <pic:cNvPr id="11" name="Picture" descr="../public/brand/aimediart-logo-block.png"/>
+                  <pic:cNvPicPr>
+                    <a:picLocks noChangeAspect="1" noChangeArrowheads="1"/>
+                  </pic:cNvPicPr>
+                </pic:nvPicPr>
+                <pic:blipFill rotWithShape="1">
+                  <a:blip r:embed="rId1"/>
+                  <a:srcRect r="75455"/>
+                  <a:stretch>
+                    <a:fillRect/>
+                  </a:stretch>
+                </pic:blipFill>
+                <pic:spPr bwMode="auto">
+                  <a:xfrm>
+                    <a:off x="0" y="0"/>
+                    <a:ext cx="350606" cy="342133"/>
+                  </a:xfrm>
+                  <a:prstGeom prst="rect">
+                    <a:avLst/>
+                  </a:prstGeom>
+                  <a:noFill/>
+                  <a:ln>
+                    <a:noFill/>
+                  </a:ln>
+                  <a:extLst>
+                    <a:ext uri="{53640926-AAD7-44D8-BBD7-CCE9431645EC}">
+                      <a14:shadowObscured xmlns:a14="http://schemas.microsoft.com/office/drawing/2010/main"/>
+                    </a:ext>
+                  </a:extLst>
+                </pic:spPr>
+              </pic:pic>
+            </a:graphicData>
+          </a:graphic>
+        </wp:inline>
+      </w:drawing>
+    </w:r>
+    <w:r>
+      <w:rPr>
+        <w:noProof/>
+      </w:rPr>
+      <w:drawing>
+        <wp:inline distT="0" distB="0" distL="0" distR="0" wp14:anchorId="0EFBF399" wp14:editId="6F9D6073">
+          <wp:extent cx="1285875" cy="186147"/>
+          <wp:effectExtent l="0" t="0" r="0" b="0"/>
+          <wp:docPr id="98801301" name="Picture" descr="AIMEDIArt — signe distinctif"/>
+          <wp:cNvGraphicFramePr/>
+          <a:graphic xmlns:a="http://schemas.openxmlformats.org/drawingml/2006/main">
+            <a:graphicData uri="http://schemas.openxmlformats.org/drawingml/2006/picture">
+              <pic:pic xmlns:pic="http://schemas.openxmlformats.org/drawingml/2006/picture">
+                <pic:nvPicPr>
+                  <pic:cNvPr id="11" name="Picture" descr="../public/brand/aimediart-logo-block.png"/>
+                  <pic:cNvPicPr>
+                    <a:picLocks noChangeAspect="1" noChangeArrowheads="1"/>
+                  </pic:cNvPicPr>
+                </pic:nvPicPr>
+                <pic:blipFill rotWithShape="1">
+                  <a:blip r:embed="rId1"/>
+                  <a:srcRect l="27921" b="56436"/>
+                  <a:stretch>
+                    <a:fillRect/>
+                  </a:stretch>
+                </pic:blipFill>
+                <pic:spPr bwMode="auto">
+                  <a:xfrm>
+                    <a:off x="0" y="0"/>
+                    <a:ext cx="1319387" cy="190998"/>
+                  </a:xfrm>
+                  <a:prstGeom prst="rect">
+                    <a:avLst/>
+                  </a:prstGeom>
+                  <a:noFill/>
+                  <a:ln>
+                    <a:noFill/>
+                  </a:ln>
+                  <a:extLst>
+                    <a:ext uri="{53640926-AAD7-44D8-BBD7-CCE9431645EC}">
+                      <a14:shadowObscured xmlns:a14="http://schemas.microsoft.com/office/drawing/2010/main"/>
+                    </a:ext>
+                  </a:extLst>
+                </pic:spPr>
+              </pic:pic>
+            </a:graphicData>
+          </a:graphic>
+        </wp:inline>
+      </w:drawing>
+    </w:r>
+    <w:r>
+      <w:tab/>
+    </w:r>
+    <w:r>
+      <w:tab/>
+      <w:t xml:space="preserve">Page </w:t>
+    </w:r>
+    <w:r>
+      <w:fldChar w:fldCharType="begin"/>
+    </w:r>
+    <w:r>
+      <w:instrText xml:space="preserve"> PAGE   \* MERGEFORMAT </w:instrText>
+    </w:r>
+    <w:r>
+      <w:fldChar w:fldCharType="separate"/>
+    </w:r>
+    <w:r>
+      <w:rPr>
+        <w:noProof/>
+      </w:rPr>
+      <w:t>2</w:t>
+    </w:r>
+    <w:r>
+      <w:fldChar w:fldCharType="end"/>
+    </w:r>
+    <w:r>
+      <w:t xml:space="preserve"> / </w:t>
+    </w:r>
+    <w:fldSimple w:instr=" NUMPAGES   \* MERGEFORMAT ">
+      <w:r>
+        <w:rPr>
+          <w:noProof/>
+        </w:rPr>
+        <w:t>21</w:t>
+      </w:r>
+    </w:fldSimple>
+  </w:p>
+</w:hdr>
+</file>
+
+<file path=word/header2.xml><?xml version="1.0" encoding="utf-8"?>
+<w:hdr xmlns:wpc="http://schemas.microsoft.com/office/word/2010/wordprocessingCanvas" xmlns:cx="http://schemas.microsoft.com/office/drawing/2014/chartex" xmlns:cx1="http://schemas.microsoft.com/office/drawing/2015/9/8/chartex" xmlns:cx2="http://schemas.microsoft.com/office/drawing/2015/10/21/chartex" xmlns:cx3="http://schemas.microsoft.com/office/drawing/2016/5/9/chartex" xmlns:cx4="http://schemas.microsoft.com/office/drawing/2016/5/10/chartex" xmlns:cx5="http://schemas.microsoft.com/office/drawing/2016/5/11/chartex" xmlns:cx6="http://schemas.microsoft.com/office/drawing/2016/5/12/chartex" xmlns:cx7="http://schemas.microsoft.com/office/drawing/2016/5/13/chartex" xmlns:cx8="http://schemas.microsoft.com/office/drawing/2016/5/14/chartex" xmlns:mc="http://schemas.openxmlformats.org/markup-compatibility/2006" xmlns:aink="http://schemas.microsoft.com/office/drawing/2016/ink" xmlns:am3d="http://schemas.microsoft.com/office/drawing/2017/model3d" xmlns:o="urn:schemas-microsoft-com:office:office" xmlns:oel="http://schemas.microsoft.com/office/2019/extlst" xmlns:r="http://schemas.openxmlformats.org/officeDocument/2006/relationships" xmlns:m="http://schemas.openxmlformats.org/officeDocument/2006/math" xmlns:v="urn:schemas-microsoft-com:vml" xmlns:wp14="http://schemas.microsoft.com/office/word/2010/wordprocessingDrawing" xmlns:wp="http://schemas.openxmlformats.org/drawingml/2006/wordprocessingDrawing" xmlns:w10="urn:schemas-microsoft-com:office:word" xmlns:w="http://schemas.openxmlformats.org/wordprocessingml/2006/main" xmlns:w14="http://schemas.microsoft.com/office/word/2010/wordml" xmlns:w15="http://schemas.microsoft.com/office/word/2012/wordml" xmlns:w16cex="http://schemas.microsoft.com/office/word/2018/wordml/cex" xmlns:w16cid="http://schemas.microsoft.com/office/word/2016/wordml/cid" xmlns:w16="http://schemas.microsoft.com/office/word/2018/wordml" xmlns:w16du="http://schemas.microsoft.com/office/word/2023/wordml/word16du" xmlns:w16sdtdh="http://schemas.microsoft.com/office/word/2020/wordml/sdtdatahash" xmlns:w16sdtfl="http://schemas.microsoft.com/office/word/2024/wordml/sdtformatlock" xmlns:w16se="http://schemas.microsoft.com/office/word/2015/wordml/symex" xmlns:wpg="http://schemas.microsoft.com/office/word/2010/wordprocessingGroup" xmlns:wpi="http://schemas.microsoft.com/office/word/2010/wordprocessingInk" xmlns:wne="http://schemas.microsoft.com/office/word/2006/wordml" xmlns:wps="http://schemas.microsoft.com/office/word/2010/wordprocessingShape" mc:Ignorable="w14 w15 w16se w16cid w16 w16cex w16sdtdh w16sdtfl w16du wp14">
+  <w:p>
+    <w:pPr>
+      <w:pStyle w:val="En-tte"/>
+    </w:pPr>
+    <w:r>
+      <w:rPr>
+        <w:noProof/>
+      </w:rPr>
+      <w:drawing>
+        <wp:inline distT="0" distB="0" distL="0" distR="0" wp14:anchorId="575075A2" wp14:editId="44BDAE21">
+          <wp:extent cx="3105150" cy="743748"/>
+          <wp:effectExtent l="0" t="0" r="0" b="0"/>
+          <wp:docPr id="604268877" name="Picture" descr="AIMEDIArt — signe distinctif"/>
+          <wp:cNvGraphicFramePr/>
+          <a:graphic xmlns:a="http://schemas.openxmlformats.org/drawingml/2006/main">
+            <a:graphicData uri="http://schemas.openxmlformats.org/drawingml/2006/picture">
+              <pic:pic xmlns:pic="http://schemas.openxmlformats.org/drawingml/2006/picture">
+                <pic:nvPicPr>
+                  <pic:cNvPr id="11" name="Picture" descr="../public/brand/aimediart-logo-block.png"/>
+                  <pic:cNvPicPr>
+                    <a:picLocks noChangeAspect="1" noChangeArrowheads="1"/>
+                  </pic:cNvPicPr>
+                </pic:nvPicPr>
+                <pic:blipFill>
+                  <a:blip r:embed="rId1"/>
+                  <a:stretch>
+                    <a:fillRect/>
+                  </a:stretch>
+                </pic:blipFill>
+                <pic:spPr bwMode="auto">
+                  <a:xfrm>
+                    <a:off x="0" y="0"/>
+                    <a:ext cx="3133358" cy="750504"/>
+                  </a:xfrm>
+                  <a:prstGeom prst="rect">
+                    <a:avLst/>
+                  </a:prstGeom>
+                  <a:noFill/>
+                  <a:ln w="9525">
+                    <a:noFill/>
+                    <a:headEnd/>
+                    <a:tailEnd/>
+                  </a:ln>
+                </pic:spPr>
+              </pic:pic>
+            </a:graphicData>
+          </a:graphic>
+        </wp:inline>
+      </w:drawing>
+    </w:r>
+  </w:p>
+</w:hdr>
+</file>
+
 <file path=word/numbering.xml><?xml version="1.0" encoding="utf-8"?>
 <w:numbering xmlns:wpc="http://schemas.microsoft.com/office/word/2010/wordprocessingCanvas" xmlns:cx="http://schemas.microsoft.com/office/drawing/2014/chartex" xmlns:cx1="http://schemas.microsoft.com/office/drawing/2015/9/8/chartex" xmlns:cx2="http://schemas.microsoft.com/office/drawing/2015/10/21/chartex" xmlns:cx3="http://schemas.microsoft.com/office/drawing/2016/5/9/chartex" xmlns:cx4="http://schemas.microsoft.com/office/drawing/2016/5/10/chartex" xmlns:cx5="http://schemas.microsoft.com/office/drawing/2016/5/11/chartex" xmlns:cx6="http://schemas.microsoft.com/office/drawing/2016/5/12/chartex" xmlns:cx7="http://schemas.microsoft.com/office/drawing/2016/5/13/chartex" xmlns:cx8="http://schemas.microsoft.com/office/drawing/2016/5/14/chartex" xmlns:mc="http://schemas.openxmlformats.org/markup-compatibility/2006" xmlns:aink="http://schemas.microsoft.com/office/drawing/2016/ink" xmlns:am3d="http://schemas.microsoft.com/office/drawing/2017/model3d" xmlns:o="urn:schemas-microsoft-com:office:office" xmlns:oel="http://schemas.microsoft.com/office/2019/extlst" xmlns:r="http://schemas.openxmlformats.org/officeDocument/2006/relationships" xmlns:m="http://schemas.openxmlformats.org/officeDocument/2006/math" xmlns:v="urn:schemas-microsoft-com:vml" xmlns:wp14="http://schemas.microsoft.com/office/word/2010/wordprocessingDrawing" xmlns:wp="http://schemas.openxmlformats.org/drawingml/2006/wordprocessingDrawing" xmlns:w10="urn:schemas-microsoft-com:office:word" xmlns:w="http://schemas.openxmlformats.org/wordprocessingml/2006/main" xmlns:w14="http://schemas.microsoft.com/office/word/2010/wordml" xmlns:w15="http://schemas.microsoft.com/office/word/2012/wordml" xmlns:w16cex="http://schemas.microsoft.com/office/word/2018/wordml/cex" xmlns:w16cid="http://schemas.microsoft.com/office/word/2016/wordml/cid" xmlns:w16="http://schemas.microsoft.com/office/word/2018/wordml" xmlns:w16du="http://schemas.microsoft.com/office/word/2023/wordml/word16du" xmlns:w16sdtdh="http://schemas.microsoft.com/office/word/2020/wordml/sdtdatahash" xmlns:w16sdtfl="http://schemas.microsoft.com/office/word/2024/wordml/sdtformatlock" xmlns:w16se="http://schemas.microsoft.com/office/word/2015/wordml/symex" xmlns:wpg="http://schemas.microsoft.com/office/word/2010/wordprocessingGroup" xmlns:wpi="http://schemas.microsoft.com/office/word/2010/wordprocessingInk" xmlns:wne="http://schemas.microsoft.com/office/word/2006/wordml" xmlns:wps="http://schemas.microsoft.com/office/word/2010/wordprocessingShape" mc:Ignorable="w14 w15 w16se w16cid w16 w16cex w16sdtdh w16sdtfl w16du wp14">
+  <w:numPicBullet w:numPicBulletId="0">
+    <w:pict>
+      <v:rect id="_x0000_i1025" style="width:0;height:1.5pt" o:hralign="center" o:bullet="t" o:hrstd="t" o:hr="t"/>
+    </w:pict>
+  </w:numPicBullet>
   <w:abstractNum w:abstractNumId="0" w15:restartNumberingAfterBreak="0">
     <w:nsid w:val="0000A990"/>
     <w:multiLevelType w:val="multilevel"/>
-    <w:tmpl w:val="91FAC92C"/>
+    <w:tmpl w:val="8C5AEB74"/>
     <w:lvl w:ilvl="0">
       <w:numFmt w:val="bullet"/>
       <w:lvlText w:val=" "/>
@@ -1160,9 +2067,267 @@
     </w:lvl>
   </w:abstractNum>
   <w:abstractNum w:abstractNumId="1" w15:restartNumberingAfterBreak="0">
+    <w:nsid w:val="0000A991"/>
+    <w:multiLevelType w:val="multilevel"/>
+    <w:tmpl w:val="0CEE7B1C"/>
+    <w:lvl w:ilvl="0">
+      <w:numFmt w:val="bullet"/>
+      <w:lvlText w:val=""/>
+      <w:lvlJc w:val="left"/>
+      <w:pPr>
+        <w:ind w:left="720" w:hanging="360"/>
+      </w:pPr>
+      <w:rPr>
+        <w:rFonts w:ascii="Symbol" w:hAnsi="Symbol" w:cs="Symbol" w:hint="default"/>
+      </w:rPr>
+    </w:lvl>
+    <w:lvl w:ilvl="1">
+      <w:numFmt w:val="bullet"/>
+      <w:lvlText w:val="o"/>
+      <w:lvlJc w:val="left"/>
+      <w:pPr>
+        <w:ind w:left="1440" w:hanging="360"/>
+      </w:pPr>
+      <w:rPr>
+        <w:rFonts w:ascii="Courier New" w:hAnsi="Courier New" w:cs="Courier New" w:hint="default"/>
+      </w:rPr>
+    </w:lvl>
+    <w:lvl w:ilvl="2">
+      <w:numFmt w:val="bullet"/>
+      <w:lvlText w:val=""/>
+      <w:lvlJc w:val="left"/>
+      <w:pPr>
+        <w:ind w:left="2160" w:hanging="360"/>
+      </w:pPr>
+      <w:rPr>
+        <w:rFonts w:ascii="Wingdings" w:hAnsi="Wingdings" w:cs="Wingdings" w:hint="default"/>
+      </w:rPr>
+    </w:lvl>
+    <w:lvl w:ilvl="3">
+      <w:numFmt w:val="bullet"/>
+      <w:lvlText w:val=""/>
+      <w:lvlJc w:val="left"/>
+      <w:pPr>
+        <w:ind w:left="2880" w:hanging="360"/>
+      </w:pPr>
+      <w:rPr>
+        <w:rFonts w:ascii="Symbol" w:hAnsi="Symbol" w:cs="Symbol" w:hint="default"/>
+      </w:rPr>
+    </w:lvl>
+    <w:lvl w:ilvl="4">
+      <w:numFmt w:val="bullet"/>
+      <w:lvlText w:val="o"/>
+      <w:lvlJc w:val="left"/>
+      <w:pPr>
+        <w:ind w:left="3600" w:hanging="360"/>
+      </w:pPr>
+      <w:rPr>
+        <w:rFonts w:ascii="Courier New" w:hAnsi="Courier New" w:cs="Courier New" w:hint="default"/>
+      </w:rPr>
+    </w:lvl>
+    <w:lvl w:ilvl="5">
+      <w:numFmt w:val="bullet"/>
+      <w:lvlText w:val=""/>
+      <w:lvlJc w:val="left"/>
+      <w:pPr>
+        <w:ind w:left="4320" w:hanging="360"/>
+      </w:pPr>
+      <w:rPr>
+        <w:rFonts w:ascii="Wingdings" w:hAnsi="Wingdings" w:cs="Wingdings" w:hint="default"/>
+      </w:rPr>
+    </w:lvl>
+    <w:lvl w:ilvl="6">
+      <w:numFmt w:val="bullet"/>
+      <w:lvlText w:val=""/>
+      <w:lvlJc w:val="left"/>
+      <w:pPr>
+        <w:ind w:left="5040" w:hanging="360"/>
+      </w:pPr>
+      <w:rPr>
+        <w:rFonts w:ascii="Symbol" w:hAnsi="Symbol" w:cs="Symbol" w:hint="default"/>
+      </w:rPr>
+    </w:lvl>
+    <w:lvl w:ilvl="7">
+      <w:numFmt w:val="bullet"/>
+      <w:lvlText w:val="o"/>
+      <w:lvlJc w:val="left"/>
+      <w:pPr>
+        <w:ind w:left="5760" w:hanging="360"/>
+      </w:pPr>
+      <w:rPr>
+        <w:rFonts w:ascii="Courier New" w:hAnsi="Courier New" w:cs="Courier New" w:hint="default"/>
+      </w:rPr>
+    </w:lvl>
+    <w:lvl w:ilvl="8">
+      <w:numFmt w:val="bullet"/>
+      <w:lvlText w:val=""/>
+      <w:lvlJc w:val="left"/>
+      <w:pPr>
+        <w:ind w:left="6480" w:hanging="360"/>
+      </w:pPr>
+      <w:rPr>
+        <w:rFonts w:ascii="Wingdings" w:hAnsi="Wingdings" w:cs="Wingdings" w:hint="default"/>
+      </w:rPr>
+    </w:lvl>
+  </w:abstractNum>
+  <w:abstractNum w:abstractNumId="2" w15:restartNumberingAfterBreak="0">
+    <w:nsid w:val="0000A992"/>
+    <w:multiLevelType w:val="multilevel"/>
+    <w:tmpl w:val="362A4488"/>
+    <w:lvl w:ilvl="0">
+      <w:numFmt w:val="bullet"/>
+      <w:lvlText w:val="☐"/>
+      <w:lvlJc w:val="left"/>
+      <w:pPr>
+        <w:ind w:left="720" w:hanging="360"/>
+      </w:pPr>
+    </w:lvl>
+    <w:lvl w:ilvl="1">
+      <w:numFmt w:val="bullet"/>
+      <w:lvlText w:val="☐"/>
+      <w:lvlJc w:val="left"/>
+      <w:pPr>
+        <w:ind w:left="1440" w:hanging="360"/>
+      </w:pPr>
+    </w:lvl>
+    <w:lvl w:ilvl="2">
+      <w:numFmt w:val="bullet"/>
+      <w:lvlText w:val="☐"/>
+      <w:lvlJc w:val="left"/>
+      <w:pPr>
+        <w:ind w:left="2160" w:hanging="360"/>
+      </w:pPr>
+    </w:lvl>
+    <w:lvl w:ilvl="3">
+      <w:numFmt w:val="bullet"/>
+      <w:lvlText w:val="☐"/>
+      <w:lvlJc w:val="left"/>
+      <w:pPr>
+        <w:ind w:left="2880" w:hanging="360"/>
+      </w:pPr>
+    </w:lvl>
+    <w:lvl w:ilvl="4">
+      <w:numFmt w:val="bullet"/>
+      <w:lvlText w:val="☐"/>
+      <w:lvlJc w:val="left"/>
+      <w:pPr>
+        <w:ind w:left="3600" w:hanging="360"/>
+      </w:pPr>
+    </w:lvl>
+    <w:lvl w:ilvl="5">
+      <w:numFmt w:val="bullet"/>
+      <w:lvlText w:val="☐"/>
+      <w:lvlJc w:val="left"/>
+      <w:pPr>
+        <w:ind w:left="4320" w:hanging="360"/>
+      </w:pPr>
+    </w:lvl>
+    <w:lvl w:ilvl="6">
+      <w:numFmt w:val="bullet"/>
+      <w:lvlText w:val="☐"/>
+      <w:lvlJc w:val="left"/>
+      <w:pPr>
+        <w:ind w:left="5040" w:hanging="360"/>
+      </w:pPr>
+    </w:lvl>
+    <w:lvl w:ilvl="7">
+      <w:numFmt w:val="bullet"/>
+      <w:lvlText w:val="☐"/>
+      <w:lvlJc w:val="left"/>
+      <w:pPr>
+        <w:ind w:left="5760" w:hanging="360"/>
+      </w:pPr>
+    </w:lvl>
+    <w:lvl w:ilvl="8">
+      <w:numFmt w:val="bullet"/>
+      <w:lvlText w:val="☐"/>
+      <w:lvlJc w:val="left"/>
+      <w:pPr>
+        <w:ind w:left="6480" w:hanging="360"/>
+      </w:pPr>
+    </w:lvl>
+  </w:abstractNum>
+  <w:abstractNum w:abstractNumId="3" w15:restartNumberingAfterBreak="0">
+    <w:nsid w:val="0000A993"/>
+    <w:multiLevelType w:val="multilevel"/>
+    <w:tmpl w:val="1E10B894"/>
+    <w:lvl w:ilvl="0">
+      <w:numFmt w:val="bullet"/>
+      <w:lvlText w:val="☒"/>
+      <w:lvlJc w:val="left"/>
+      <w:pPr>
+        <w:ind w:left="720" w:hanging="360"/>
+      </w:pPr>
+    </w:lvl>
+    <w:lvl w:ilvl="1">
+      <w:numFmt w:val="bullet"/>
+      <w:lvlText w:val="☒"/>
+      <w:lvlJc w:val="left"/>
+      <w:pPr>
+        <w:ind w:left="1440" w:hanging="360"/>
+      </w:pPr>
+    </w:lvl>
+    <w:lvl w:ilvl="2">
+      <w:numFmt w:val="bullet"/>
+      <w:lvlText w:val="☒"/>
+      <w:lvlJc w:val="left"/>
+      <w:pPr>
+        <w:ind w:left="2160" w:hanging="360"/>
+      </w:pPr>
+    </w:lvl>
+    <w:lvl w:ilvl="3">
+      <w:numFmt w:val="bullet"/>
+      <w:lvlText w:val="☒"/>
+      <w:lvlJc w:val="left"/>
+      <w:pPr>
+        <w:ind w:left="2880" w:hanging="360"/>
+      </w:pPr>
+    </w:lvl>
+    <w:lvl w:ilvl="4">
+      <w:numFmt w:val="bullet"/>
+      <w:lvlText w:val="☒"/>
+      <w:lvlJc w:val="left"/>
+      <w:pPr>
+        <w:ind w:left="3600" w:hanging="360"/>
+      </w:pPr>
+    </w:lvl>
+    <w:lvl w:ilvl="5">
+      <w:numFmt w:val="bullet"/>
+      <w:lvlText w:val="☒"/>
+      <w:lvlJc w:val="left"/>
+      <w:pPr>
+        <w:ind w:left="4320" w:hanging="360"/>
+      </w:pPr>
+    </w:lvl>
+    <w:lvl w:ilvl="6">
+      <w:numFmt w:val="bullet"/>
+      <w:lvlText w:val="☒"/>
+      <w:lvlJc w:val="left"/>
+      <w:pPr>
+        <w:ind w:left="5040" w:hanging="360"/>
+      </w:pPr>
+    </w:lvl>
+    <w:lvl w:ilvl="7">
+      <w:numFmt w:val="bullet"/>
+      <w:lvlText w:val="☒"/>
+      <w:lvlJc w:val="left"/>
+      <w:pPr>
+        <w:ind w:left="5760" w:hanging="360"/>
+      </w:pPr>
+    </w:lvl>
+    <w:lvl w:ilvl="8">
+      <w:numFmt w:val="bullet"/>
+      <w:lvlText w:val="☒"/>
+      <w:lvlJc w:val="left"/>
+      <w:pPr>
+        <w:ind w:left="6480" w:hanging="360"/>
+      </w:pPr>
+    </w:lvl>
+  </w:abstractNum>
+  <w:abstractNum w:abstractNumId="4" w15:restartNumberingAfterBreak="0">
     <w:nsid w:val="00A99411"/>
     <w:multiLevelType w:val="multilevel"/>
-    <w:tmpl w:val="CE9E0A52"/>
+    <w:tmpl w:val="C8DE95FE"/>
     <w:lvl w:ilvl="0">
       <w:start w:val="1"/>
       <w:numFmt w:val="decimal"/>
@@ -1245,11 +2410,805 @@
       </w:pPr>
     </w:lvl>
   </w:abstractNum>
-  <w:num w:numId="1" w16cid:durableId="572473618">
+  <w:abstractNum w:abstractNumId="5" w15:restartNumberingAfterBreak="0">
+    <w:nsid w:val="17F84310"/>
+    <w:multiLevelType w:val="hybridMultilevel"/>
+    <w:tmpl w:val="FF82A196"/>
+    <w:lvl w:ilvl="0" w:tplc="280831E8">
+      <w:numFmt w:val="bullet"/>
+      <w:lvlText w:val="-"/>
+      <w:lvlJc w:val="left"/>
+      <w:pPr>
+        <w:ind w:left="720" w:hanging="360"/>
+      </w:pPr>
+      <w:rPr>
+        <w:rFonts w:ascii="Aptos" w:eastAsiaTheme="minorEastAsia" w:hAnsi="Aptos" w:cstheme="minorBidi" w:hint="default"/>
+      </w:rPr>
+    </w:lvl>
+    <w:lvl w:ilvl="1" w:tplc="040C0003" w:tentative="1">
+      <w:start w:val="1"/>
+      <w:numFmt w:val="bullet"/>
+      <w:lvlText w:val="o"/>
+      <w:lvlJc w:val="left"/>
+      <w:pPr>
+        <w:ind w:left="1440" w:hanging="360"/>
+      </w:pPr>
+      <w:rPr>
+        <w:rFonts w:ascii="Courier New" w:hAnsi="Courier New" w:cs="Courier New" w:hint="default"/>
+      </w:rPr>
+    </w:lvl>
+    <w:lvl w:ilvl="2" w:tplc="040C0005" w:tentative="1">
+      <w:start w:val="1"/>
+      <w:numFmt w:val="bullet"/>
+      <w:lvlText w:val=""/>
+      <w:lvlJc w:val="left"/>
+      <w:pPr>
+        <w:ind w:left="2160" w:hanging="360"/>
+      </w:pPr>
+      <w:rPr>
+        <w:rFonts w:ascii="Wingdings" w:hAnsi="Wingdings" w:hint="default"/>
+      </w:rPr>
+    </w:lvl>
+    <w:lvl w:ilvl="3" w:tplc="040C0001" w:tentative="1">
+      <w:start w:val="1"/>
+      <w:numFmt w:val="bullet"/>
+      <w:lvlText w:val=""/>
+      <w:lvlJc w:val="left"/>
+      <w:pPr>
+        <w:ind w:left="2880" w:hanging="360"/>
+      </w:pPr>
+      <w:rPr>
+        <w:rFonts w:ascii="Symbol" w:hAnsi="Symbol" w:hint="default"/>
+      </w:rPr>
+    </w:lvl>
+    <w:lvl w:ilvl="4" w:tplc="040C0003" w:tentative="1">
+      <w:start w:val="1"/>
+      <w:numFmt w:val="bullet"/>
+      <w:lvlText w:val="o"/>
+      <w:lvlJc w:val="left"/>
+      <w:pPr>
+        <w:ind w:left="3600" w:hanging="360"/>
+      </w:pPr>
+      <w:rPr>
+        <w:rFonts w:ascii="Courier New" w:hAnsi="Courier New" w:cs="Courier New" w:hint="default"/>
+      </w:rPr>
+    </w:lvl>
+    <w:lvl w:ilvl="5" w:tplc="040C0005" w:tentative="1">
+      <w:start w:val="1"/>
+      <w:numFmt w:val="bullet"/>
+      <w:lvlText w:val=""/>
+      <w:lvlJc w:val="left"/>
+      <w:pPr>
+        <w:ind w:left="4320" w:hanging="360"/>
+      </w:pPr>
+      <w:rPr>
+        <w:rFonts w:ascii="Wingdings" w:hAnsi="Wingdings" w:hint="default"/>
+      </w:rPr>
+    </w:lvl>
+    <w:lvl w:ilvl="6" w:tplc="040C0001" w:tentative="1">
+      <w:start w:val="1"/>
+      <w:numFmt w:val="bullet"/>
+      <w:lvlText w:val=""/>
+      <w:lvlJc w:val="left"/>
+      <w:pPr>
+        <w:ind w:left="5040" w:hanging="360"/>
+      </w:pPr>
+      <w:rPr>
+        <w:rFonts w:ascii="Symbol" w:hAnsi="Symbol" w:hint="default"/>
+      </w:rPr>
+    </w:lvl>
+    <w:lvl w:ilvl="7" w:tplc="040C0003" w:tentative="1">
+      <w:start w:val="1"/>
+      <w:numFmt w:val="bullet"/>
+      <w:lvlText w:val="o"/>
+      <w:lvlJc w:val="left"/>
+      <w:pPr>
+        <w:ind w:left="5760" w:hanging="360"/>
+      </w:pPr>
+      <w:rPr>
+        <w:rFonts w:ascii="Courier New" w:hAnsi="Courier New" w:cs="Courier New" w:hint="default"/>
+      </w:rPr>
+    </w:lvl>
+    <w:lvl w:ilvl="8" w:tplc="040C0005" w:tentative="1">
+      <w:start w:val="1"/>
+      <w:numFmt w:val="bullet"/>
+      <w:lvlText w:val=""/>
+      <w:lvlJc w:val="left"/>
+      <w:pPr>
+        <w:ind w:left="6480" w:hanging="360"/>
+      </w:pPr>
+      <w:rPr>
+        <w:rFonts w:ascii="Wingdings" w:hAnsi="Wingdings" w:hint="default"/>
+      </w:rPr>
+    </w:lvl>
+  </w:abstractNum>
+  <w:abstractNum w:abstractNumId="6" w15:restartNumberingAfterBreak="0">
+    <w:nsid w:val="27FE62FF"/>
+    <w:multiLevelType w:val="hybridMultilevel"/>
+    <w:tmpl w:val="AB56AAB4"/>
+    <w:lvl w:ilvl="0" w:tplc="D286D66C">
+      <w:start w:val="1"/>
+      <w:numFmt w:val="bullet"/>
+      <w:lvlText w:val="-"/>
+      <w:lvlJc w:val="left"/>
+      <w:pPr>
+        <w:ind w:left="720" w:hanging="360"/>
+      </w:pPr>
+      <w:rPr>
+        <w:rFonts w:ascii="Aptos" w:eastAsiaTheme="minorEastAsia" w:hAnsi="Aptos" w:cstheme="minorBidi" w:hint="default"/>
+      </w:rPr>
+    </w:lvl>
+    <w:lvl w:ilvl="1" w:tplc="040C0003" w:tentative="1">
+      <w:start w:val="1"/>
+      <w:numFmt w:val="bullet"/>
+      <w:lvlText w:val="o"/>
+      <w:lvlJc w:val="left"/>
+      <w:pPr>
+        <w:ind w:left="1440" w:hanging="360"/>
+      </w:pPr>
+      <w:rPr>
+        <w:rFonts w:ascii="Courier New" w:hAnsi="Courier New" w:cs="Courier New" w:hint="default"/>
+      </w:rPr>
+    </w:lvl>
+    <w:lvl w:ilvl="2" w:tplc="040C0005" w:tentative="1">
+      <w:start w:val="1"/>
+      <w:numFmt w:val="bullet"/>
+      <w:lvlText w:val=""/>
+      <w:lvlJc w:val="left"/>
+      <w:pPr>
+        <w:ind w:left="2160" w:hanging="360"/>
+      </w:pPr>
+      <w:rPr>
+        <w:rFonts w:ascii="Wingdings" w:hAnsi="Wingdings" w:hint="default"/>
+      </w:rPr>
+    </w:lvl>
+    <w:lvl w:ilvl="3" w:tplc="040C0001" w:tentative="1">
+      <w:start w:val="1"/>
+      <w:numFmt w:val="bullet"/>
+      <w:lvlText w:val=""/>
+      <w:lvlJc w:val="left"/>
+      <w:pPr>
+        <w:ind w:left="2880" w:hanging="360"/>
+      </w:pPr>
+      <w:rPr>
+        <w:rFonts w:ascii="Symbol" w:hAnsi="Symbol" w:hint="default"/>
+      </w:rPr>
+    </w:lvl>
+    <w:lvl w:ilvl="4" w:tplc="040C0003" w:tentative="1">
+      <w:start w:val="1"/>
+      <w:numFmt w:val="bullet"/>
+      <w:lvlText w:val="o"/>
+      <w:lvlJc w:val="left"/>
+      <w:pPr>
+        <w:ind w:left="3600" w:hanging="360"/>
+      </w:pPr>
+      <w:rPr>
+        <w:rFonts w:ascii="Courier New" w:hAnsi="Courier New" w:cs="Courier New" w:hint="default"/>
+      </w:rPr>
+    </w:lvl>
+    <w:lvl w:ilvl="5" w:tplc="040C0005" w:tentative="1">
+      <w:start w:val="1"/>
+      <w:numFmt w:val="bullet"/>
+      <w:lvlText w:val=""/>
+      <w:lvlJc w:val="left"/>
+      <w:pPr>
+        <w:ind w:left="4320" w:hanging="360"/>
+      </w:pPr>
+      <w:rPr>
+        <w:rFonts w:ascii="Wingdings" w:hAnsi="Wingdings" w:hint="default"/>
+      </w:rPr>
+    </w:lvl>
+    <w:lvl w:ilvl="6" w:tplc="040C0001" w:tentative="1">
+      <w:start w:val="1"/>
+      <w:numFmt w:val="bullet"/>
+      <w:lvlText w:val=""/>
+      <w:lvlJc w:val="left"/>
+      <w:pPr>
+        <w:ind w:left="5040" w:hanging="360"/>
+      </w:pPr>
+      <w:rPr>
+        <w:rFonts w:ascii="Symbol" w:hAnsi="Symbol" w:hint="default"/>
+      </w:rPr>
+    </w:lvl>
+    <w:lvl w:ilvl="7" w:tplc="040C0003" w:tentative="1">
+      <w:start w:val="1"/>
+      <w:numFmt w:val="bullet"/>
+      <w:lvlText w:val="o"/>
+      <w:lvlJc w:val="left"/>
+      <w:pPr>
+        <w:ind w:left="5760" w:hanging="360"/>
+      </w:pPr>
+      <w:rPr>
+        <w:rFonts w:ascii="Courier New" w:hAnsi="Courier New" w:cs="Courier New" w:hint="default"/>
+      </w:rPr>
+    </w:lvl>
+    <w:lvl w:ilvl="8" w:tplc="040C0005" w:tentative="1">
+      <w:start w:val="1"/>
+      <w:numFmt w:val="bullet"/>
+      <w:lvlText w:val=""/>
+      <w:lvlJc w:val="left"/>
+      <w:pPr>
+        <w:ind w:left="6480" w:hanging="360"/>
+      </w:pPr>
+      <w:rPr>
+        <w:rFonts w:ascii="Wingdings" w:hAnsi="Wingdings" w:hint="default"/>
+      </w:rPr>
+    </w:lvl>
+  </w:abstractNum>
+  <w:abstractNum w:abstractNumId="7" w15:restartNumberingAfterBreak="0">
+    <w:nsid w:val="2AD9127C"/>
+    <w:multiLevelType w:val="hybridMultilevel"/>
+    <w:tmpl w:val="BD0ABFCE"/>
+    <w:lvl w:ilvl="0" w:tplc="EAEAB53C">
+      <w:start w:val="1"/>
+      <w:numFmt w:val="bullet"/>
+      <w:lvlText w:val="•"/>
+      <w:lvlJc w:val="left"/>
+      <w:pPr>
+        <w:ind w:left="713" w:hanging="151"/>
+      </w:pPr>
+      <w:rPr>
+        <w:rFonts w:ascii="Arial" w:eastAsia="Arial" w:hAnsi="Arial" w:hint="default"/>
+        <w:color w:val="333333"/>
+        <w:sz w:val="24"/>
+        <w:szCs w:val="24"/>
+      </w:rPr>
+    </w:lvl>
+    <w:lvl w:ilvl="1" w:tplc="77E276D6">
+      <w:start w:val="1"/>
+      <w:numFmt w:val="bullet"/>
+      <w:lvlText w:val="•"/>
+      <w:lvlJc w:val="left"/>
+      <w:pPr>
+        <w:ind w:left="1633" w:hanging="151"/>
+      </w:pPr>
+      <w:rPr>
+        <w:rFonts w:hint="default"/>
+      </w:rPr>
+    </w:lvl>
+    <w:lvl w:ilvl="2" w:tplc="80A81A6C">
+      <w:start w:val="1"/>
+      <w:numFmt w:val="bullet"/>
+      <w:lvlText w:val="•"/>
+      <w:lvlJc w:val="left"/>
+      <w:pPr>
+        <w:ind w:left="2552" w:hanging="151"/>
+      </w:pPr>
+      <w:rPr>
+        <w:rFonts w:hint="default"/>
+      </w:rPr>
+    </w:lvl>
+    <w:lvl w:ilvl="3" w:tplc="092AEC90">
+      <w:start w:val="1"/>
+      <w:numFmt w:val="bullet"/>
+      <w:lvlText w:val="•"/>
+      <w:lvlJc w:val="left"/>
+      <w:pPr>
+        <w:ind w:left="3471" w:hanging="151"/>
+      </w:pPr>
+      <w:rPr>
+        <w:rFonts w:hint="default"/>
+      </w:rPr>
+    </w:lvl>
+    <w:lvl w:ilvl="4" w:tplc="EE6097AE">
+      <w:start w:val="1"/>
+      <w:numFmt w:val="bullet"/>
+      <w:lvlText w:val="•"/>
+      <w:lvlJc w:val="left"/>
+      <w:pPr>
+        <w:ind w:left="4390" w:hanging="151"/>
+      </w:pPr>
+      <w:rPr>
+        <w:rFonts w:hint="default"/>
+      </w:rPr>
+    </w:lvl>
+    <w:lvl w:ilvl="5" w:tplc="94F2803E">
+      <w:start w:val="1"/>
+      <w:numFmt w:val="bullet"/>
+      <w:lvlText w:val="•"/>
+      <w:lvlJc w:val="left"/>
+      <w:pPr>
+        <w:ind w:left="5309" w:hanging="151"/>
+      </w:pPr>
+      <w:rPr>
+        <w:rFonts w:hint="default"/>
+      </w:rPr>
+    </w:lvl>
+    <w:lvl w:ilvl="6" w:tplc="5C92B58E">
+      <w:start w:val="1"/>
+      <w:numFmt w:val="bullet"/>
+      <w:lvlText w:val="•"/>
+      <w:lvlJc w:val="left"/>
+      <w:pPr>
+        <w:ind w:left="6228" w:hanging="151"/>
+      </w:pPr>
+      <w:rPr>
+        <w:rFonts w:hint="default"/>
+      </w:rPr>
+    </w:lvl>
+    <w:lvl w:ilvl="7" w:tplc="7772B58E">
+      <w:start w:val="1"/>
+      <w:numFmt w:val="bullet"/>
+      <w:lvlText w:val="•"/>
+      <w:lvlJc w:val="left"/>
+      <w:pPr>
+        <w:ind w:left="7148" w:hanging="151"/>
+      </w:pPr>
+      <w:rPr>
+        <w:rFonts w:hint="default"/>
+      </w:rPr>
+    </w:lvl>
+    <w:lvl w:ilvl="8" w:tplc="ADD2C276">
+      <w:start w:val="1"/>
+      <w:numFmt w:val="bullet"/>
+      <w:lvlText w:val="•"/>
+      <w:lvlJc w:val="left"/>
+      <w:pPr>
+        <w:ind w:left="8067" w:hanging="151"/>
+      </w:pPr>
+      <w:rPr>
+        <w:rFonts w:hint="default"/>
+      </w:rPr>
+    </w:lvl>
+  </w:abstractNum>
+  <w:abstractNum w:abstractNumId="8" w15:restartNumberingAfterBreak="0">
+    <w:nsid w:val="33AB53D8"/>
+    <w:multiLevelType w:val="hybridMultilevel"/>
+    <w:tmpl w:val="A0485A78"/>
+    <w:lvl w:ilvl="0" w:tplc="8C064D58">
+      <w:start w:val="1"/>
+      <w:numFmt w:val="bullet"/>
+      <w:lvlText w:val="-"/>
+      <w:lvlJc w:val="left"/>
+      <w:pPr>
+        <w:ind w:left="720" w:hanging="360"/>
+      </w:pPr>
+      <w:rPr>
+        <w:rFonts w:ascii="Aptos" w:eastAsiaTheme="minorEastAsia" w:hAnsi="Aptos" w:cstheme="minorBidi" w:hint="default"/>
+      </w:rPr>
+    </w:lvl>
+    <w:lvl w:ilvl="1" w:tplc="040C0003" w:tentative="1">
+      <w:start w:val="1"/>
+      <w:numFmt w:val="bullet"/>
+      <w:lvlText w:val="o"/>
+      <w:lvlJc w:val="left"/>
+      <w:pPr>
+        <w:ind w:left="1440" w:hanging="360"/>
+      </w:pPr>
+      <w:rPr>
+        <w:rFonts w:ascii="Courier New" w:hAnsi="Courier New" w:cs="Courier New" w:hint="default"/>
+      </w:rPr>
+    </w:lvl>
+    <w:lvl w:ilvl="2" w:tplc="040C0005" w:tentative="1">
+      <w:start w:val="1"/>
+      <w:numFmt w:val="bullet"/>
+      <w:lvlText w:val=""/>
+      <w:lvlJc w:val="left"/>
+      <w:pPr>
+        <w:ind w:left="2160" w:hanging="360"/>
+      </w:pPr>
+      <w:rPr>
+        <w:rFonts w:ascii="Wingdings" w:hAnsi="Wingdings" w:hint="default"/>
+      </w:rPr>
+    </w:lvl>
+    <w:lvl w:ilvl="3" w:tplc="040C0001" w:tentative="1">
+      <w:start w:val="1"/>
+      <w:numFmt w:val="bullet"/>
+      <w:lvlText w:val=""/>
+      <w:lvlJc w:val="left"/>
+      <w:pPr>
+        <w:ind w:left="2880" w:hanging="360"/>
+      </w:pPr>
+      <w:rPr>
+        <w:rFonts w:ascii="Symbol" w:hAnsi="Symbol" w:hint="default"/>
+      </w:rPr>
+    </w:lvl>
+    <w:lvl w:ilvl="4" w:tplc="040C0003" w:tentative="1">
+      <w:start w:val="1"/>
+      <w:numFmt w:val="bullet"/>
+      <w:lvlText w:val="o"/>
+      <w:lvlJc w:val="left"/>
+      <w:pPr>
+        <w:ind w:left="3600" w:hanging="360"/>
+      </w:pPr>
+      <w:rPr>
+        <w:rFonts w:ascii="Courier New" w:hAnsi="Courier New" w:cs="Courier New" w:hint="default"/>
+      </w:rPr>
+    </w:lvl>
+    <w:lvl w:ilvl="5" w:tplc="040C0005" w:tentative="1">
+      <w:start w:val="1"/>
+      <w:numFmt w:val="bullet"/>
+      <w:lvlText w:val=""/>
+      <w:lvlJc w:val="left"/>
+      <w:pPr>
+        <w:ind w:left="4320" w:hanging="360"/>
+      </w:pPr>
+      <w:rPr>
+        <w:rFonts w:ascii="Wingdings" w:hAnsi="Wingdings" w:hint="default"/>
+      </w:rPr>
+    </w:lvl>
+    <w:lvl w:ilvl="6" w:tplc="040C0001" w:tentative="1">
+      <w:start w:val="1"/>
+      <w:numFmt w:val="bullet"/>
+      <w:lvlText w:val=""/>
+      <w:lvlJc w:val="left"/>
+      <w:pPr>
+        <w:ind w:left="5040" w:hanging="360"/>
+      </w:pPr>
+      <w:rPr>
+        <w:rFonts w:ascii="Symbol" w:hAnsi="Symbol" w:hint="default"/>
+      </w:rPr>
+    </w:lvl>
+    <w:lvl w:ilvl="7" w:tplc="040C0003" w:tentative="1">
+      <w:start w:val="1"/>
+      <w:numFmt w:val="bullet"/>
+      <w:lvlText w:val="o"/>
+      <w:lvlJc w:val="left"/>
+      <w:pPr>
+        <w:ind w:left="5760" w:hanging="360"/>
+      </w:pPr>
+      <w:rPr>
+        <w:rFonts w:ascii="Courier New" w:hAnsi="Courier New" w:cs="Courier New" w:hint="default"/>
+      </w:rPr>
+    </w:lvl>
+    <w:lvl w:ilvl="8" w:tplc="040C0005" w:tentative="1">
+      <w:start w:val="1"/>
+      <w:numFmt w:val="bullet"/>
+      <w:lvlText w:val=""/>
+      <w:lvlJc w:val="left"/>
+      <w:pPr>
+        <w:ind w:left="6480" w:hanging="360"/>
+      </w:pPr>
+      <w:rPr>
+        <w:rFonts w:ascii="Wingdings" w:hAnsi="Wingdings" w:hint="default"/>
+      </w:rPr>
+    </w:lvl>
+  </w:abstractNum>
+  <w:abstractNum w:abstractNumId="9" w15:restartNumberingAfterBreak="0">
+    <w:nsid w:val="476A6F88"/>
+    <w:multiLevelType w:val="hybridMultilevel"/>
+    <w:tmpl w:val="9FAE655C"/>
+    <w:lvl w:ilvl="0" w:tplc="54EC3A3C">
+      <w:numFmt w:val="bullet"/>
+      <w:lvlText w:val="-"/>
+      <w:lvlJc w:val="left"/>
+      <w:pPr>
+        <w:ind w:left="720" w:hanging="360"/>
+      </w:pPr>
+      <w:rPr>
+        <w:rFonts w:ascii="Aptos" w:eastAsiaTheme="minorEastAsia" w:hAnsi="Aptos" w:cstheme="minorBidi" w:hint="default"/>
+      </w:rPr>
+    </w:lvl>
+    <w:lvl w:ilvl="1" w:tplc="040C0003" w:tentative="1">
+      <w:start w:val="1"/>
+      <w:numFmt w:val="bullet"/>
+      <w:lvlText w:val="o"/>
+      <w:lvlJc w:val="left"/>
+      <w:pPr>
+        <w:ind w:left="1440" w:hanging="360"/>
+      </w:pPr>
+      <w:rPr>
+        <w:rFonts w:ascii="Courier New" w:hAnsi="Courier New" w:cs="Courier New" w:hint="default"/>
+      </w:rPr>
+    </w:lvl>
+    <w:lvl w:ilvl="2" w:tplc="040C0005" w:tentative="1">
+      <w:start w:val="1"/>
+      <w:numFmt w:val="bullet"/>
+      <w:lvlText w:val=""/>
+      <w:lvlJc w:val="left"/>
+      <w:pPr>
+        <w:ind w:left="2160" w:hanging="360"/>
+      </w:pPr>
+      <w:rPr>
+        <w:rFonts w:ascii="Wingdings" w:hAnsi="Wingdings" w:hint="default"/>
+      </w:rPr>
+    </w:lvl>
+    <w:lvl w:ilvl="3" w:tplc="040C0001" w:tentative="1">
+      <w:start w:val="1"/>
+      <w:numFmt w:val="bullet"/>
+      <w:lvlText w:val=""/>
+      <w:lvlJc w:val="left"/>
+      <w:pPr>
+        <w:ind w:left="2880" w:hanging="360"/>
+      </w:pPr>
+      <w:rPr>
+        <w:rFonts w:ascii="Symbol" w:hAnsi="Symbol" w:hint="default"/>
+      </w:rPr>
+    </w:lvl>
+    <w:lvl w:ilvl="4" w:tplc="040C0003" w:tentative="1">
+      <w:start w:val="1"/>
+      <w:numFmt w:val="bullet"/>
+      <w:lvlText w:val="o"/>
+      <w:lvlJc w:val="left"/>
+      <w:pPr>
+        <w:ind w:left="3600" w:hanging="360"/>
+      </w:pPr>
+      <w:rPr>
+        <w:rFonts w:ascii="Courier New" w:hAnsi="Courier New" w:cs="Courier New" w:hint="default"/>
+      </w:rPr>
+    </w:lvl>
+    <w:lvl w:ilvl="5" w:tplc="040C0005" w:tentative="1">
+      <w:start w:val="1"/>
+      <w:numFmt w:val="bullet"/>
+      <w:lvlText w:val=""/>
+      <w:lvlJc w:val="left"/>
+      <w:pPr>
+        <w:ind w:left="4320" w:hanging="360"/>
+      </w:pPr>
+      <w:rPr>
+        <w:rFonts w:ascii="Wingdings" w:hAnsi="Wingdings" w:hint="default"/>
+      </w:rPr>
+    </w:lvl>
+    <w:lvl w:ilvl="6" w:tplc="040C0001" w:tentative="1">
+      <w:start w:val="1"/>
+      <w:numFmt w:val="bullet"/>
+      <w:lvlText w:val=""/>
+      <w:lvlJc w:val="left"/>
+      <w:pPr>
+        <w:ind w:left="5040" w:hanging="360"/>
+      </w:pPr>
+      <w:rPr>
+        <w:rFonts w:ascii="Symbol" w:hAnsi="Symbol" w:hint="default"/>
+      </w:rPr>
+    </w:lvl>
+    <w:lvl w:ilvl="7" w:tplc="040C0003" w:tentative="1">
+      <w:start w:val="1"/>
+      <w:numFmt w:val="bullet"/>
+      <w:lvlText w:val="o"/>
+      <w:lvlJc w:val="left"/>
+      <w:pPr>
+        <w:ind w:left="5760" w:hanging="360"/>
+      </w:pPr>
+      <w:rPr>
+        <w:rFonts w:ascii="Courier New" w:hAnsi="Courier New" w:cs="Courier New" w:hint="default"/>
+      </w:rPr>
+    </w:lvl>
+    <w:lvl w:ilvl="8" w:tplc="040C0005" w:tentative="1">
+      <w:start w:val="1"/>
+      <w:numFmt w:val="bullet"/>
+      <w:lvlText w:val=""/>
+      <w:lvlJc w:val="left"/>
+      <w:pPr>
+        <w:ind w:left="6480" w:hanging="360"/>
+      </w:pPr>
+      <w:rPr>
+        <w:rFonts w:ascii="Wingdings" w:hAnsi="Wingdings" w:hint="default"/>
+      </w:rPr>
+    </w:lvl>
+  </w:abstractNum>
+  <w:abstractNum w:abstractNumId="10" w15:restartNumberingAfterBreak="0">
+    <w:nsid w:val="579E17D6"/>
+    <w:multiLevelType w:val="hybridMultilevel"/>
+    <w:tmpl w:val="9402A8EE"/>
+    <w:lvl w:ilvl="0" w:tplc="DD28D4EA">
+      <w:numFmt w:val="bullet"/>
+      <w:lvlText w:val="-"/>
+      <w:lvlJc w:val="left"/>
+      <w:pPr>
+        <w:ind w:left="720" w:hanging="360"/>
+      </w:pPr>
+      <w:rPr>
+        <w:rFonts w:ascii="Aptos" w:eastAsiaTheme="minorEastAsia" w:hAnsi="Aptos" w:cstheme="minorBidi" w:hint="default"/>
+      </w:rPr>
+    </w:lvl>
+    <w:lvl w:ilvl="1" w:tplc="040C0003" w:tentative="1">
+      <w:start w:val="1"/>
+      <w:numFmt w:val="bullet"/>
+      <w:lvlText w:val="o"/>
+      <w:lvlJc w:val="left"/>
+      <w:pPr>
+        <w:ind w:left="1440" w:hanging="360"/>
+      </w:pPr>
+      <w:rPr>
+        <w:rFonts w:ascii="Courier New" w:hAnsi="Courier New" w:cs="Courier New" w:hint="default"/>
+      </w:rPr>
+    </w:lvl>
+    <w:lvl w:ilvl="2" w:tplc="040C0005" w:tentative="1">
+      <w:start w:val="1"/>
+      <w:numFmt w:val="bullet"/>
+      <w:lvlText w:val=""/>
+      <w:lvlJc w:val="left"/>
+      <w:pPr>
+        <w:ind w:left="2160" w:hanging="360"/>
+      </w:pPr>
+      <w:rPr>
+        <w:rFonts w:ascii="Wingdings" w:hAnsi="Wingdings" w:hint="default"/>
+      </w:rPr>
+    </w:lvl>
+    <w:lvl w:ilvl="3" w:tplc="040C0001" w:tentative="1">
+      <w:start w:val="1"/>
+      <w:numFmt w:val="bullet"/>
+      <w:lvlText w:val=""/>
+      <w:lvlJc w:val="left"/>
+      <w:pPr>
+        <w:ind w:left="2880" w:hanging="360"/>
+      </w:pPr>
+      <w:rPr>
+        <w:rFonts w:ascii="Symbol" w:hAnsi="Symbol" w:hint="default"/>
+      </w:rPr>
+    </w:lvl>
+    <w:lvl w:ilvl="4" w:tplc="040C0003" w:tentative="1">
+      <w:start w:val="1"/>
+      <w:numFmt w:val="bullet"/>
+      <w:lvlText w:val="o"/>
+      <w:lvlJc w:val="left"/>
+      <w:pPr>
+        <w:ind w:left="3600" w:hanging="360"/>
+      </w:pPr>
+      <w:rPr>
+        <w:rFonts w:ascii="Courier New" w:hAnsi="Courier New" w:cs="Courier New" w:hint="default"/>
+      </w:rPr>
+    </w:lvl>
+    <w:lvl w:ilvl="5" w:tplc="040C0005" w:tentative="1">
+      <w:start w:val="1"/>
+      <w:numFmt w:val="bullet"/>
+      <w:lvlText w:val=""/>
+      <w:lvlJc w:val="left"/>
+      <w:pPr>
+        <w:ind w:left="4320" w:hanging="360"/>
+      </w:pPr>
+      <w:rPr>
+        <w:rFonts w:ascii="Wingdings" w:hAnsi="Wingdings" w:hint="default"/>
+      </w:rPr>
+    </w:lvl>
+    <w:lvl w:ilvl="6" w:tplc="040C0001" w:tentative="1">
+      <w:start w:val="1"/>
+      <w:numFmt w:val="bullet"/>
+      <w:lvlText w:val=""/>
+      <w:lvlJc w:val="left"/>
+      <w:pPr>
+        <w:ind w:left="5040" w:hanging="360"/>
+      </w:pPr>
+      <w:rPr>
+        <w:rFonts w:ascii="Symbol" w:hAnsi="Symbol" w:hint="default"/>
+      </w:rPr>
+    </w:lvl>
+    <w:lvl w:ilvl="7" w:tplc="040C0003" w:tentative="1">
+      <w:start w:val="1"/>
+      <w:numFmt w:val="bullet"/>
+      <w:lvlText w:val="o"/>
+      <w:lvlJc w:val="left"/>
+      <w:pPr>
+        <w:ind w:left="5760" w:hanging="360"/>
+      </w:pPr>
+      <w:rPr>
+        <w:rFonts w:ascii="Courier New" w:hAnsi="Courier New" w:cs="Courier New" w:hint="default"/>
+      </w:rPr>
+    </w:lvl>
+    <w:lvl w:ilvl="8" w:tplc="040C0005" w:tentative="1">
+      <w:start w:val="1"/>
+      <w:numFmt w:val="bullet"/>
+      <w:lvlText w:val=""/>
+      <w:lvlJc w:val="left"/>
+      <w:pPr>
+        <w:ind w:left="6480" w:hanging="360"/>
+      </w:pPr>
+      <w:rPr>
+        <w:rFonts w:ascii="Wingdings" w:hAnsi="Wingdings" w:hint="default"/>
+      </w:rPr>
+    </w:lvl>
+  </w:abstractNum>
+  <w:abstractNum w:abstractNumId="11" w15:restartNumberingAfterBreak="0">
+    <w:nsid w:val="7134280C"/>
+    <w:multiLevelType w:val="hybridMultilevel"/>
+    <w:tmpl w:val="9B709902"/>
+    <w:lvl w:ilvl="0" w:tplc="8C947916">
+      <w:start w:val="1"/>
+      <w:numFmt w:val="bullet"/>
+      <w:lvlText w:val="-"/>
+      <w:lvlJc w:val="left"/>
+      <w:pPr>
+        <w:ind w:left="720" w:hanging="360"/>
+      </w:pPr>
+      <w:rPr>
+        <w:rFonts w:ascii="Aptos" w:eastAsiaTheme="minorEastAsia" w:hAnsi="Aptos" w:cstheme="minorBidi" w:hint="default"/>
+      </w:rPr>
+    </w:lvl>
+    <w:lvl w:ilvl="1" w:tplc="040C0003" w:tentative="1">
+      <w:start w:val="1"/>
+      <w:numFmt w:val="bullet"/>
+      <w:lvlText w:val="o"/>
+      <w:lvlJc w:val="left"/>
+      <w:pPr>
+        <w:ind w:left="1440" w:hanging="360"/>
+      </w:pPr>
+      <w:rPr>
+        <w:rFonts w:ascii="Courier New" w:hAnsi="Courier New" w:cs="Courier New" w:hint="default"/>
+      </w:rPr>
+    </w:lvl>
+    <w:lvl w:ilvl="2" w:tplc="040C0005" w:tentative="1">
+      <w:start w:val="1"/>
+      <w:numFmt w:val="bullet"/>
+      <w:lvlText w:val=""/>
+      <w:lvlJc w:val="left"/>
+      <w:pPr>
+        <w:ind w:left="2160" w:hanging="360"/>
+      </w:pPr>
+      <w:rPr>
+        <w:rFonts w:ascii="Wingdings" w:hAnsi="Wingdings" w:hint="default"/>
+      </w:rPr>
+    </w:lvl>
+    <w:lvl w:ilvl="3" w:tplc="040C0001" w:tentative="1">
+      <w:start w:val="1"/>
+      <w:numFmt w:val="bullet"/>
+      <w:lvlText w:val=""/>
+      <w:lvlJc w:val="left"/>
+      <w:pPr>
+        <w:ind w:left="2880" w:hanging="360"/>
+      </w:pPr>
+      <w:rPr>
+        <w:rFonts w:ascii="Symbol" w:hAnsi="Symbol" w:hint="default"/>
+      </w:rPr>
+    </w:lvl>
+    <w:lvl w:ilvl="4" w:tplc="040C0003" w:tentative="1">
+      <w:start w:val="1"/>
+      <w:numFmt w:val="bullet"/>
+      <w:lvlText w:val="o"/>
+      <w:lvlJc w:val="left"/>
+      <w:pPr>
+        <w:ind w:left="3600" w:hanging="360"/>
+      </w:pPr>
+      <w:rPr>
+        <w:rFonts w:ascii="Courier New" w:hAnsi="Courier New" w:cs="Courier New" w:hint="default"/>
+      </w:rPr>
+    </w:lvl>
+    <w:lvl w:ilvl="5" w:tplc="040C0005" w:tentative="1">
+      <w:start w:val="1"/>
+      <w:numFmt w:val="bullet"/>
+      <w:lvlText w:val=""/>
+      <w:lvlJc w:val="left"/>
+      <w:pPr>
+        <w:ind w:left="4320" w:hanging="360"/>
+      </w:pPr>
+      <w:rPr>
+        <w:rFonts w:ascii="Wingdings" w:hAnsi="Wingdings" w:hint="default"/>
+      </w:rPr>
+    </w:lvl>
+    <w:lvl w:ilvl="6" w:tplc="040C0001" w:tentative="1">
+      <w:start w:val="1"/>
+      <w:numFmt w:val="bullet"/>
+      <w:lvlText w:val=""/>
+      <w:lvlJc w:val="left"/>
+      <w:pPr>
+        <w:ind w:left="5040" w:hanging="360"/>
+      </w:pPr>
+      <w:rPr>
+        <w:rFonts w:ascii="Symbol" w:hAnsi="Symbol" w:hint="default"/>
+      </w:rPr>
+    </w:lvl>
+    <w:lvl w:ilvl="7" w:tplc="040C0003" w:tentative="1">
+      <w:start w:val="1"/>
+      <w:numFmt w:val="bullet"/>
+      <w:lvlText w:val="o"/>
+      <w:lvlJc w:val="left"/>
+      <w:pPr>
+        <w:ind w:left="5760" w:hanging="360"/>
+      </w:pPr>
+      <w:rPr>
+        <w:rFonts w:ascii="Courier New" w:hAnsi="Courier New" w:cs="Courier New" w:hint="default"/>
+      </w:rPr>
+    </w:lvl>
+    <w:lvl w:ilvl="8" w:tplc="040C0005" w:tentative="1">
+      <w:start w:val="1"/>
+      <w:numFmt w:val="bullet"/>
+      <w:lvlText w:val=""/>
+      <w:lvlJc w:val="left"/>
+      <w:pPr>
+        <w:ind w:left="6480" w:hanging="360"/>
+      </w:pPr>
+      <w:rPr>
+        <w:rFonts w:ascii="Wingdings" w:hAnsi="Wingdings" w:hint="default"/>
+      </w:rPr>
+    </w:lvl>
+  </w:abstractNum>
+  <w:num w:numId="1" w16cid:durableId="786436003">
     <w:abstractNumId w:val="0"/>
   </w:num>
-  <w:num w:numId="2" w16cid:durableId="1711950424">
+  <w:num w:numId="2" w16cid:durableId="1338266667">
     <w:abstractNumId w:val="1"/>
+  </w:num>
+  <w:num w:numId="3" w16cid:durableId="612369039">
+    <w:abstractNumId w:val="4"/>
     <w:lvlOverride w:ilvl="0">
       <w:startOverride w:val="1"/>
     </w:lvlOverride>
@@ -1278,6 +3237,129 @@
       <w:startOverride w:val="1"/>
     </w:lvlOverride>
   </w:num>
+  <w:num w:numId="4" w16cid:durableId="1412964167">
+    <w:abstractNumId w:val="1"/>
+  </w:num>
+  <w:num w:numId="5" w16cid:durableId="79176722">
+    <w:abstractNumId w:val="1"/>
+  </w:num>
+  <w:num w:numId="6" w16cid:durableId="19481469">
+    <w:abstractNumId w:val="1"/>
+  </w:num>
+  <w:num w:numId="7" w16cid:durableId="256211322">
+    <w:abstractNumId w:val="1"/>
+  </w:num>
+  <w:num w:numId="8" w16cid:durableId="38671685">
+    <w:abstractNumId w:val="1"/>
+  </w:num>
+  <w:num w:numId="9" w16cid:durableId="1209797692">
+    <w:abstractNumId w:val="1"/>
+  </w:num>
+  <w:num w:numId="10" w16cid:durableId="186339090">
+    <w:abstractNumId w:val="1"/>
+  </w:num>
+  <w:num w:numId="11" w16cid:durableId="603735719">
+    <w:abstractNumId w:val="1"/>
+  </w:num>
+  <w:num w:numId="12" w16cid:durableId="1898973228">
+    <w:abstractNumId w:val="3"/>
+  </w:num>
+  <w:num w:numId="13" w16cid:durableId="1300653064">
+    <w:abstractNumId w:val="3"/>
+  </w:num>
+  <w:num w:numId="14" w16cid:durableId="1720278368">
+    <w:abstractNumId w:val="3"/>
+  </w:num>
+  <w:num w:numId="15" w16cid:durableId="2124230293">
+    <w:abstractNumId w:val="3"/>
+  </w:num>
+  <w:num w:numId="16" w16cid:durableId="952203022">
+    <w:abstractNumId w:val="3"/>
+  </w:num>
+  <w:num w:numId="17" w16cid:durableId="1196580492">
+    <w:abstractNumId w:val="2"/>
+  </w:num>
+  <w:num w:numId="18" w16cid:durableId="1622414921">
+    <w:abstractNumId w:val="4"/>
+    <w:lvlOverride w:ilvl="0">
+      <w:startOverride w:val="1"/>
+    </w:lvlOverride>
+    <w:lvlOverride w:ilvl="1">
+      <w:startOverride w:val="1"/>
+    </w:lvlOverride>
+    <w:lvlOverride w:ilvl="2">
+      <w:startOverride w:val="1"/>
+    </w:lvlOverride>
+    <w:lvlOverride w:ilvl="3">
+      <w:startOverride w:val="1"/>
+    </w:lvlOverride>
+    <w:lvlOverride w:ilvl="4">
+      <w:startOverride w:val="1"/>
+    </w:lvlOverride>
+    <w:lvlOverride w:ilvl="5">
+      <w:startOverride w:val="1"/>
+    </w:lvlOverride>
+    <w:lvlOverride w:ilvl="6">
+      <w:startOverride w:val="1"/>
+    </w:lvlOverride>
+    <w:lvlOverride w:ilvl="7">
+      <w:startOverride w:val="1"/>
+    </w:lvlOverride>
+    <w:lvlOverride w:ilvl="8">
+      <w:startOverride w:val="1"/>
+    </w:lvlOverride>
+  </w:num>
+  <w:num w:numId="19" w16cid:durableId="1867868710">
+    <w:abstractNumId w:val="4"/>
+    <w:lvlOverride w:ilvl="0">
+      <w:startOverride w:val="1"/>
+    </w:lvlOverride>
+    <w:lvlOverride w:ilvl="1">
+      <w:startOverride w:val="1"/>
+    </w:lvlOverride>
+    <w:lvlOverride w:ilvl="2">
+      <w:startOverride w:val="1"/>
+    </w:lvlOverride>
+    <w:lvlOverride w:ilvl="3">
+      <w:startOverride w:val="1"/>
+    </w:lvlOverride>
+    <w:lvlOverride w:ilvl="4">
+      <w:startOverride w:val="1"/>
+    </w:lvlOverride>
+    <w:lvlOverride w:ilvl="5">
+      <w:startOverride w:val="1"/>
+    </w:lvlOverride>
+    <w:lvlOverride w:ilvl="6">
+      <w:startOverride w:val="1"/>
+    </w:lvlOverride>
+    <w:lvlOverride w:ilvl="7">
+      <w:startOverride w:val="1"/>
+    </w:lvlOverride>
+    <w:lvlOverride w:ilvl="8">
+      <w:startOverride w:val="1"/>
+    </w:lvlOverride>
+  </w:num>
+  <w:num w:numId="20" w16cid:durableId="1958902735">
+    <w:abstractNumId w:val="5"/>
+  </w:num>
+  <w:num w:numId="21" w16cid:durableId="1893810317">
+    <w:abstractNumId w:val="9"/>
+  </w:num>
+  <w:num w:numId="22" w16cid:durableId="533347365">
+    <w:abstractNumId w:val="7"/>
+  </w:num>
+  <w:num w:numId="23" w16cid:durableId="963537378">
+    <w:abstractNumId w:val="11"/>
+  </w:num>
+  <w:num w:numId="24" w16cid:durableId="1384519529">
+    <w:abstractNumId w:val="8"/>
+  </w:num>
+  <w:num w:numId="25" w16cid:durableId="317925457">
+    <w:abstractNumId w:val="6"/>
+  </w:num>
+  <w:num w:numId="26" w16cid:durableId="1032145777">
+    <w:abstractNumId w:val="10"/>
+  </w:num>
 </w:numbering>
 </file>
 
@@ -1299,6 +3381,10 @@
     </w:pPrDefault>
   </w:docDefaults>
   <w:latentStyles w:defLockedState="0" w:defUIPriority="0" w:defSemiHidden="0" w:defUnhideWhenUsed="0" w:defQFormat="0" w:count="376">
+    <w:lsdException w:name="toc 1" w:uiPriority="39"/>
+    <w:lsdException w:name="toc 2" w:uiPriority="39"/>
+    <w:lsdException w:name="toc 3" w:uiPriority="39"/>
+    <w:lsdException w:name="Hyperlink" w:uiPriority="99"/>
     <w:lsdException w:name="Normal Table" w:semiHidden="1" w:unhideWhenUsed="1"/>
     <w:lsdException w:name="Table Simple 1" w:semiHidden="1" w:unhideWhenUsed="1"/>
     <w:lsdException w:name="Table Simple 2" w:semiHidden="1" w:unhideWhenUsed="1"/>
@@ -1545,6 +3631,7 @@
   <w:style w:type="paragraph" w:default="1" w:styleId="Normal">
     <w:name w:val="Normal"/>
     <w:qFormat/>
+    <w:rsid w:val="000A6D30"/>
   </w:style>
   <w:style w:type="paragraph" w:styleId="Titre1">
     <w:name w:val="heading 1"/>
@@ -1573,7 +3660,6 @@
     <w:next w:val="Corpsdetexte"/>
     <w:link w:val="Titre2Car"/>
     <w:uiPriority w:val="9"/>
-    <w:semiHidden/>
     <w:unhideWhenUsed/>
     <w:qFormat/>
     <w:rsid w:val="00A10FD9"/>
@@ -1596,10 +3682,9 @@
     <w:next w:val="Corpsdetexte"/>
     <w:link w:val="Titre3Car"/>
     <w:uiPriority w:val="9"/>
-    <w:semiHidden/>
     <w:unhideWhenUsed/>
     <w:qFormat/>
-    <w:rsid w:val="00A10FD9"/>
+    <w:rsid w:val="00804D8E"/>
     <w:pPr>
       <w:keepNext/>
       <w:keepLines/>
@@ -1608,6 +3693,7 @@
     </w:pPr>
     <w:rPr>
       <w:rFonts w:eastAsiaTheme="majorEastAsia" w:cstheme="majorBidi"/>
+      <w:b/>
       <w:color w:val="0F4761" w:themeColor="accent1" w:themeShade="BF"/>
       <w:sz w:val="28"/>
       <w:szCs w:val="28"/>
@@ -1775,6 +3861,7 @@
   <w:style w:type="paragraph" w:styleId="Corpsdetexte">
     <w:name w:val="Body Text"/>
     <w:basedOn w:val="Normal"/>
+    <w:link w:val="CorpsdetexteCar"/>
     <w:qFormat/>
     <w:pPr>
       <w:spacing w:before="180" w:after="180"/>
@@ -1941,7 +4028,6 @@
     <w:basedOn w:val="Policepardfaut"/>
     <w:link w:val="Titre2"/>
     <w:uiPriority w:val="9"/>
-    <w:semiHidden/>
     <w:rsid w:val="00A10FD9"/>
     <w:rPr>
       <w:rFonts w:asciiTheme="majorHAnsi" w:eastAsiaTheme="majorEastAsia" w:hAnsiTheme="majorHAnsi" w:cstheme="majorBidi"/>
@@ -1955,13 +4041,14 @@
     <w:basedOn w:val="Policepardfaut"/>
     <w:link w:val="Titre3"/>
     <w:uiPriority w:val="9"/>
-    <w:semiHidden/>
-    <w:rsid w:val="00A10FD9"/>
+    <w:rsid w:val="00804D8E"/>
     <w:rPr>
       <w:rFonts w:eastAsiaTheme="majorEastAsia" w:cstheme="majorBidi"/>
+      <w:b/>
       <w:color w:val="0F4761" w:themeColor="accent1" w:themeShade="BF"/>
       <w:sz w:val="28"/>
       <w:szCs w:val="28"/>
+      <w:lang w:val="fr-FR"/>
     </w:rPr>
   </w:style>
   <w:style w:type="character" w:customStyle="1" w:styleId="Titre4Car">
@@ -2057,9 +4144,14 @@
   <w:style w:type="paragraph" w:styleId="Notedebasdepage">
     <w:name w:val="footnote text"/>
     <w:basedOn w:val="Normal"/>
+    <w:link w:val="NotedebasdepageCar"/>
     <w:uiPriority w:val="9"/>
     <w:unhideWhenUsed/>
     <w:qFormat/>
+    <w:rsid w:val="001E172D"/>
+    <w:pPr>
+      <w:spacing w:after="0"/>
+    </w:pPr>
   </w:style>
   <w:style w:type="paragraph" w:customStyle="1" w:styleId="FootnoteBlockText">
     <w:name w:val="Footnote Block Text"/>
@@ -2175,6 +4267,7 @@
   <w:style w:type="character" w:styleId="Lienhypertexte">
     <w:name w:val="Hyperlink"/>
     <w:basedOn w:val="LgendeCar"/>
+    <w:uiPriority w:val="99"/>
     <w:rPr>
       <w:color w:val="156082" w:themeColor="accent1"/>
     </w:rPr>
@@ -2186,8 +4279,10 @@
     <w:uiPriority w:val="39"/>
     <w:unhideWhenUsed/>
     <w:qFormat/>
+    <w:rsid w:val="00BB0C79"/>
     <w:pPr>
       <w:spacing w:before="240" w:line="259" w:lineRule="auto"/>
+      <w:jc w:val="center"/>
       <w:outlineLvl w:val="9"/>
     </w:pPr>
   </w:style>
@@ -2490,11 +4585,68 @@
       <w:sz w:val="22"/>
     </w:rPr>
   </w:style>
+  <w:style w:type="table" w:styleId="TableauGrille1Clair-Accentuation4">
+    <w:name w:val="Grid Table 1 Light Accent 4"/>
+    <w:basedOn w:val="TableauNormal"/>
+    <w:uiPriority w:val="46"/>
+    <w:rsid w:val="00531A57"/>
+    <w:pPr>
+      <w:spacing w:after="0"/>
+    </w:pPr>
+    <w:tblPr>
+      <w:tblStyleRowBandSize w:val="1"/>
+      <w:tblStyleColBandSize w:val="1"/>
+      <w:tblBorders>
+        <w:top w:val="single" w:sz="4" w:space="0" w:color="95DCF7" w:themeColor="accent4" w:themeTint="66"/>
+        <w:left w:val="single" w:sz="4" w:space="0" w:color="95DCF7" w:themeColor="accent4" w:themeTint="66"/>
+        <w:bottom w:val="single" w:sz="4" w:space="0" w:color="95DCF7" w:themeColor="accent4" w:themeTint="66"/>
+        <w:right w:val="single" w:sz="4" w:space="0" w:color="95DCF7" w:themeColor="accent4" w:themeTint="66"/>
+        <w:insideH w:val="single" w:sz="4" w:space="0" w:color="95DCF7" w:themeColor="accent4" w:themeTint="66"/>
+        <w:insideV w:val="single" w:sz="4" w:space="0" w:color="95DCF7" w:themeColor="accent4" w:themeTint="66"/>
+      </w:tblBorders>
+    </w:tblPr>
+    <w:tblStylePr w:type="firstRow">
+      <w:rPr>
+        <w:b/>
+        <w:bCs/>
+      </w:rPr>
+      <w:tblPr/>
+      <w:tcPr>
+        <w:tcBorders>
+          <w:bottom w:val="single" w:sz="12" w:space="0" w:color="60CAF3" w:themeColor="accent4" w:themeTint="99"/>
+        </w:tcBorders>
+      </w:tcPr>
+    </w:tblStylePr>
+    <w:tblStylePr w:type="lastRow">
+      <w:rPr>
+        <w:b/>
+        <w:bCs/>
+      </w:rPr>
+      <w:tblPr/>
+      <w:tcPr>
+        <w:tcBorders>
+          <w:top w:val="double" w:sz="2" w:space="0" w:color="60CAF3" w:themeColor="accent4" w:themeTint="99"/>
+        </w:tcBorders>
+      </w:tcPr>
+    </w:tblStylePr>
+    <w:tblStylePr w:type="firstCol">
+      <w:rPr>
+        <w:b/>
+        <w:bCs/>
+      </w:rPr>
+    </w:tblStylePr>
+    <w:tblStylePr w:type="lastCol">
+      <w:rPr>
+        <w:b/>
+        <w:bCs/>
+      </w:rPr>
+    </w:tblStylePr>
+  </w:style>
   <w:style w:type="table" w:styleId="TableauGrille1Clair-Accentuation1">
     <w:name w:val="Grid Table 1 Light Accent 1"/>
     <w:basedOn w:val="TableauNormal"/>
     <w:uiPriority w:val="46"/>
-    <w:rsid w:val="000913F8"/>
+    <w:rsid w:val="00531A57"/>
     <w:pPr>
       <w:spacing w:after="0"/>
     </w:pPr>
@@ -2546,6 +4698,140 @@
         <w:bCs/>
       </w:rPr>
     </w:tblStylePr>
+  </w:style>
+  <w:style w:type="paragraph" w:styleId="En-tte">
+    <w:name w:val="header"/>
+    <w:basedOn w:val="Normal"/>
+    <w:link w:val="En-tteCar"/>
+    <w:rsid w:val="00B71341"/>
+    <w:pPr>
+      <w:tabs>
+        <w:tab w:val="center" w:pos="4536"/>
+        <w:tab w:val="right" w:pos="9072"/>
+      </w:tabs>
+      <w:spacing w:after="0"/>
+    </w:pPr>
+  </w:style>
+  <w:style w:type="character" w:customStyle="1" w:styleId="En-tteCar">
+    <w:name w:val="En-tête Car"/>
+    <w:basedOn w:val="Policepardfaut"/>
+    <w:link w:val="En-tte"/>
+    <w:rsid w:val="00B71341"/>
+  </w:style>
+  <w:style w:type="paragraph" w:styleId="Pieddepage">
+    <w:name w:val="footer"/>
+    <w:basedOn w:val="Normal"/>
+    <w:link w:val="PieddepageCar"/>
+    <w:rsid w:val="00B71341"/>
+    <w:pPr>
+      <w:tabs>
+        <w:tab w:val="center" w:pos="4536"/>
+        <w:tab w:val="right" w:pos="9072"/>
+      </w:tabs>
+      <w:spacing w:after="0"/>
+    </w:pPr>
+  </w:style>
+  <w:style w:type="character" w:customStyle="1" w:styleId="PieddepageCar">
+    <w:name w:val="Pied de page Car"/>
+    <w:basedOn w:val="Policepardfaut"/>
+    <w:link w:val="Pieddepage"/>
+    <w:rsid w:val="00B71341"/>
+  </w:style>
+  <w:style w:type="character" w:customStyle="1" w:styleId="CorpsdetexteCar">
+    <w:name w:val="Corps de texte Car"/>
+    <w:basedOn w:val="Policepardfaut"/>
+    <w:link w:val="Corpsdetexte"/>
+    <w:rsid w:val="00680EB1"/>
+  </w:style>
+  <w:style w:type="character" w:customStyle="1" w:styleId="NotedebasdepageCar">
+    <w:name w:val="Note de bas de page Car"/>
+    <w:basedOn w:val="Policepardfaut"/>
+    <w:link w:val="Notedebasdepage"/>
+    <w:uiPriority w:val="9"/>
+    <w:rsid w:val="001E172D"/>
+  </w:style>
+  <w:style w:type="paragraph" w:styleId="TM1">
+    <w:name w:val="toc 1"/>
+    <w:basedOn w:val="Normal"/>
+    <w:next w:val="Normal"/>
+    <w:autoRedefine/>
+    <w:uiPriority w:val="39"/>
+    <w:rsid w:val="00BB0C79"/>
+    <w:pPr>
+      <w:spacing w:after="100"/>
+    </w:pPr>
+  </w:style>
+  <w:style w:type="paragraph" w:styleId="TM2">
+    <w:name w:val="toc 2"/>
+    <w:basedOn w:val="Normal"/>
+    <w:next w:val="Normal"/>
+    <w:autoRedefine/>
+    <w:uiPriority w:val="39"/>
+    <w:rsid w:val="00BB0C79"/>
+    <w:pPr>
+      <w:spacing w:after="0"/>
+      <w:ind w:left="238"/>
+    </w:pPr>
+  </w:style>
+  <w:style w:type="paragraph" w:styleId="TM3">
+    <w:name w:val="toc 3"/>
+    <w:basedOn w:val="Normal"/>
+    <w:next w:val="Normal"/>
+    <w:autoRedefine/>
+    <w:uiPriority w:val="39"/>
+    <w:rsid w:val="00BB0C79"/>
+    <w:pPr>
+      <w:tabs>
+        <w:tab w:val="right" w:leader="dot" w:pos="9396"/>
+      </w:tabs>
+      <w:spacing w:after="0"/>
+      <w:ind w:left="482"/>
+    </w:pPr>
+  </w:style>
+  <w:style w:type="table" w:customStyle="1" w:styleId="TableNormal">
+    <w:name w:val="Table Normal"/>
+    <w:uiPriority w:val="2"/>
+    <w:semiHidden/>
+    <w:unhideWhenUsed/>
+    <w:qFormat/>
+    <w:rsid w:val="00F27BB9"/>
+    <w:pPr>
+      <w:widowControl w:val="0"/>
+      <w:spacing w:after="0"/>
+    </w:pPr>
+    <w:rPr>
+      <w:rFonts w:eastAsiaTheme="minorHAnsi"/>
+      <w:sz w:val="22"/>
+      <w:szCs w:val="22"/>
+      <w:lang w:eastAsia="en-US"/>
+    </w:rPr>
+    <w:tblPr>
+      <w:tblInd w:w="0" w:type="dxa"/>
+      <w:tblCellMar>
+        <w:top w:w="0" w:type="dxa"/>
+        <w:left w:w="0" w:type="dxa"/>
+        <w:bottom w:w="0" w:type="dxa"/>
+        <w:right w:w="0" w:type="dxa"/>
+      </w:tblCellMar>
+    </w:tblPr>
+  </w:style>
+  <w:style w:type="paragraph" w:customStyle="1" w:styleId="TableParagraph">
+    <w:name w:val="Table Paragraph"/>
+    <w:basedOn w:val="Normal"/>
+    <w:uiPriority w:val="1"/>
+    <w:qFormat/>
+    <w:rsid w:val="00F27BB9"/>
+    <w:pPr>
+      <w:widowControl w:val="0"/>
+      <w:spacing w:after="0"/>
+      <w:contextualSpacing/>
+    </w:pPr>
+    <w:rPr>
+      <w:rFonts w:eastAsiaTheme="minorHAnsi"/>
+      <w:sz w:val="22"/>
+      <w:szCs w:val="22"/>
+      <w:lang w:eastAsia="en-US"/>
+    </w:rPr>
   </w:style>
 </w:styles>
 </file>
@@ -2843,4 +5129,16 @@
     </a:ext>
   </a:extLst>
 </a:theme>
+</file>
+
+<file path=customXml/item1.xml><?xml version="1.0" encoding="utf-8"?>
+<b:Sources xmlns:b="http://schemas.openxmlformats.org/officeDocument/2006/bibliography" xmlns="http://schemas.openxmlformats.org/officeDocument/2006/bibliography" SelectedStyle="\APASixthEditionOfficeOnline.xsl" StyleName="APA" Version="6"/>
+</file>
+
+<file path=customXml/itemProps1.xml><?xml version="1.0" encoding="utf-8"?>
+<ds:datastoreItem xmlns:ds="http://schemas.openxmlformats.org/officeDocument/2006/customXml" ds:itemID="{1D1717BB-CB40-4B11-9FEA-11F3298236C3}">
+  <ds:schemaRefs>
+    <ds:schemaRef ds:uri="http://schemas.openxmlformats.org/officeDocument/2006/bibliography"/>
+  </ds:schemaRefs>
+</ds:datastoreItem>
 </file>